--- a/docs/contratos/MODELO-CONTRATO-PARCEIRO-GUIA-DE-BOLSO.docx
+++ b/docs/contratos/MODELO-CONTRATO-PARCEIRO-GUIA-DE-BOLSO.docx
@@ -4,7 +4,7 @@
   <w:body>
     <w:p>
       <w:pPr>
-        <w:spacing w:after="600" w:before="0"/>
+        <w:spacing w:after="800" w:before="0"/>
       </w:pPr>
     </w:p>
     <w:p>
@@ -56,6 +56,127 @@
     </w:p>
     <w:p>
       <w:pPr>
+        <w:spacing w:after="480"/>
+        <w:jc w:val="center"/>
+      </w:pPr>
+      <w:r>
+        <w:rPr>
+          <w:rFonts w:ascii="Arial" w:cs="Arial" w:eastAsia="Arial" w:hAnsi="Arial"/>
+          <w:i/>
+          <w:iCs/>
+          <w:color w:val="5A6B66"/>
+          <w:sz w:val="22"/>
+          <w:szCs w:val="22"/>
+        </w:rPr>
+        <w:t xml:space="preserve">Versão 1.1 · 2026</w:t>
+      </w:r>
+    </w:p>
+    <w:p>
+      <w:pPr>
+        <w:spacing w:after="160"/>
+        <w:jc w:val="center"/>
+      </w:pPr>
+      <w:r>
+        <w:rPr>
+          <w:rFonts w:ascii="Arial" w:cs="Arial" w:eastAsia="Arial" w:hAnsi="Arial"/>
+          <w:color w:val="5A6B66"/>
+          <w:sz w:val="24"/>
+          <w:szCs w:val="24"/>
+        </w:rPr>
+        <w:t xml:space="preserve">Proposta nº </w:t>
+      </w:r>
+      <w:r>
+        <w:rPr>
+          <w:rFonts w:ascii="Arial" w:cs="Arial" w:eastAsia="Arial" w:hAnsi="Arial"/>
+          <w:color w:val="5A6B66"/>
+          <w:sz w:val="24"/>
+          <w:szCs w:val="24"/>
+          <w:u w:val="single"/>
+        </w:rPr>
+        <w:t xml:space="preserve">___________</w:t>
+      </w:r>
+      <w:r>
+        <w:rPr>
+          <w:rFonts w:ascii="Arial" w:cs="Arial" w:eastAsia="Arial" w:hAnsi="Arial"/>
+          <w:color w:val="5A6B66"/>
+          <w:sz w:val="24"/>
+          <w:szCs w:val="24"/>
+        </w:rPr>
+        <w:t xml:space="preserve"> /2026</w:t>
+      </w:r>
+    </w:p>
+    <w:p>
+      <w:pPr>
+        <w:spacing w:after="120"/>
+        <w:jc w:val="center"/>
+      </w:pPr>
+      <w:r>
+        <w:rPr>
+          <w:rFonts w:ascii="Arial" w:cs="Arial" w:eastAsia="Arial" w:hAnsi="Arial"/>
+          <w:color w:val="5A6B66"/>
+          <w:sz w:val="22"/>
+          <w:szCs w:val="22"/>
+        </w:rPr>
+        <w:t xml:space="preserve">Imbituba, Santa Catarina</w:t>
+      </w:r>
+    </w:p>
+    <w:p>
+      <w:pPr>
+        <w:spacing w:after="200" w:before="0"/>
+      </w:pPr>
+    </w:p>
+    <w:p>
+      <w:pPr>
+        <w:spacing w:after="80"/>
+        <w:jc w:val="center"/>
+      </w:pPr>
+      <w:r>
+        <w:rPr>
+          <w:rFonts w:ascii="Arial" w:cs="Arial" w:eastAsia="Arial" w:hAnsi="Arial"/>
+          <w:color w:val="5A6B66"/>
+          <w:sz w:val="22"/>
+          <w:szCs w:val="22"/>
+        </w:rPr>
+        <w:t xml:space="preserve">Estabelecimento: </w:t>
+      </w:r>
+      <w:r>
+        <w:rPr>
+          <w:rFonts w:ascii="Arial" w:cs="Arial" w:eastAsia="Arial" w:hAnsi="Arial"/>
+          <w:color w:val="5A6B66"/>
+          <w:sz w:val="22"/>
+          <w:szCs w:val="22"/>
+          <w:u w:val="single"/>
+        </w:rPr>
+        <w:t xml:space="preserve">_______________________________________________</w:t>
+      </w:r>
+    </w:p>
+    <w:p>
+      <w:pPr>
+        <w:spacing w:after="80"/>
+        <w:jc w:val="center"/>
+      </w:pPr>
+      <w:r>
+        <w:rPr>
+          <w:rFonts w:ascii="Arial" w:cs="Arial" w:eastAsia="Arial" w:hAnsi="Arial"/>
+          <w:color w:val="5A6B66"/>
+          <w:sz w:val="22"/>
+          <w:szCs w:val="22"/>
+        </w:rPr>
+        <w:t xml:space="preserve">Data: </w:t>
+      </w:r>
+      <w:r>
+        <w:rPr>
+          <w:rFonts w:ascii="Arial" w:cs="Arial" w:eastAsia="Arial" w:hAnsi="Arial"/>
+          <w:color w:val="5A6B66"/>
+          <w:sz w:val="22"/>
+          <w:szCs w:val="22"/>
+          <w:u w:val="single"/>
+        </w:rPr>
+        <w:t xml:space="preserve">____ / ____ / __________</w:t>
+      </w:r>
+    </w:p>
+    <w:p>
+      <w:pPr>
         <w:spacing w:after="400"/>
         <w:jc w:val="center"/>
       </w:pPr>
@@ -65,43 +186,26 @@
           <w:i/>
           <w:iCs/>
           <w:color w:val="5A6B66"/>
-          <w:sz w:val="22"/>
-          <w:szCs w:val="22"/>
-        </w:rPr>
-        <w:t xml:space="preserve">Versão 1.1 · 2026</w:t>
-      </w:r>
-    </w:p>
-    <w:p>
-      <w:pPr>
-        <w:jc w:val="center"/>
-      </w:pPr>
-      <w:r>
-        <w:rPr>
-          <w:rFonts w:ascii="Arial" w:cs="Arial" w:eastAsia="Arial" w:hAnsi="Arial"/>
-          <w:b/>
-          <w:bCs/>
-          <w:color w:val="1A4A3A"/>
-          <w:sz w:val="22"/>
-          <w:szCs w:val="22"/>
-        </w:rPr>
-        <w:t xml:space="preserve">guiadebolso.app · contato@guiadebolso.app</w:t>
-      </w:r>
-    </w:p>
-    <w:p>
-      <w:pPr>
-        <w:spacing w:before="200"/>
-        <w:jc w:val="center"/>
-      </w:pPr>
-      <w:r>
-        <w:rPr>
-          <w:rFonts w:ascii="Arial" w:cs="Arial" w:eastAsia="Arial" w:hAnsi="Arial"/>
-          <w:i/>
-          <w:iCs/>
-          <w:color w:val="5A6B66"/>
           <w:sz w:val="20"/>
           <w:szCs w:val="20"/>
         </w:rPr>
-        <w:t xml:space="preserve">Modelo para impressão e assinatura presencial</w:t>
+        <w:t xml:space="preserve">Validade desta proposta: 30 dias a partir da data acima</w:t>
+      </w:r>
+    </w:p>
+    <w:p>
+      <w:pPr>
+        <w:jc w:val="center"/>
+      </w:pPr>
+      <w:r>
+        <w:rPr>
+          <w:rFonts w:ascii="Arial" w:cs="Arial" w:eastAsia="Arial" w:hAnsi="Arial"/>
+          <w:b/>
+          <w:bCs/>
+          <w:color w:val="1A4A3A"/>
+          <w:sz w:val="22"/>
+          <w:szCs w:val="22"/>
+        </w:rPr>
+        <w:t xml:space="preserve">guiadebolso.app · contato@guiadebolso.app</w:t>
       </w:r>
     </w:p>
     <w:p>
@@ -110,120 +214,25 @@
       </w:r>
     </w:p>
     <w:p>
-      <w:pPr>
-        <w:spacing w:after="140" w:before="0"/>
-      </w:pPr>
-      <w:r>
-        <w:rPr>
-          <w:rFonts w:ascii="Arial" w:cs="Arial" w:eastAsia="Arial" w:hAnsi="Arial"/>
-          <w:b/>
-          <w:bCs/>
-          <w:color w:val="1A2E28"/>
-          <w:sz w:val="22"/>
-          <w:szCs w:val="22"/>
-        </w:rPr>
-        <w:t xml:space="preserve">Proposta nº</w:t>
-      </w:r>
-      <w:r>
-        <w:rPr>
-          <w:rFonts w:ascii="Arial" w:cs="Arial" w:eastAsia="Arial" w:hAnsi="Arial"/>
-          <w:color w:val="5A6B66"/>
-          <w:sz w:val="22"/>
-          <w:szCs w:val="22"/>
-        </w:rPr>
-        <w:t xml:space="preserve"> </w:t>
-      </w:r>
-      <w:r>
-        <w:rPr>
-          <w:rFonts w:ascii="Arial" w:cs="Arial" w:eastAsia="Arial" w:hAnsi="Arial"/>
-          <w:color w:val="5A6B66"/>
-          <w:sz w:val="20"/>
-          <w:szCs w:val="20"/>
-        </w:rPr>
-        <w:t xml:space="preserve">[Nº DA PROPOSTA]</w:t>
-      </w:r>
-      <w:r>
-        <w:rPr>
-          <w:rFonts w:ascii="Arial" w:cs="Arial" w:eastAsia="Arial" w:hAnsi="Arial"/>
-          <w:b/>
-          <w:bCs/>
-          <w:color w:val="1A2E28"/>
-          <w:sz w:val="22"/>
-          <w:szCs w:val="22"/>
-        </w:rPr>
-        <w:t xml:space="preserve">/2026</w:t>
-      </w:r>
-      <w:r>
-        <w:rPr>
-          <w:rFonts w:ascii="Arial" w:cs="Arial" w:eastAsia="Arial" w:hAnsi="Arial"/>
-          <w:color w:val="5A6B66"/>
-          <w:sz w:val="22"/>
-          <w:szCs w:val="22"/>
-        </w:rPr>
-        <w:t xml:space="preserve"> · </w:t>
-      </w:r>
-      <w:r>
-        <w:rPr>
-          <w:rFonts w:ascii="Arial" w:cs="Arial" w:eastAsia="Arial" w:hAnsi="Arial"/>
-          <w:b/>
-          <w:bCs/>
-          <w:color w:val="1A2E28"/>
-          <w:sz w:val="22"/>
-          <w:szCs w:val="22"/>
-        </w:rPr>
-        <w:t xml:space="preserve">Versão do documento:</w:t>
-      </w:r>
-      <w:r>
-        <w:rPr>
-          <w:rFonts w:ascii="Arial" w:cs="Arial" w:eastAsia="Arial" w:hAnsi="Arial"/>
-          <w:color w:val="5A6B66"/>
-          <w:sz w:val="22"/>
-          <w:szCs w:val="22"/>
-        </w:rPr>
-        <w:t xml:space="preserve"> 1.1</w:t>
-      </w:r>
-    </w:p>
-    <w:p>
-      <w:pPr>
-        <w:spacing w:after="140" w:before="0"/>
-      </w:pPr>
-      <w:r>
-        <w:rPr>
-          <w:rFonts w:ascii="Arial" w:cs="Arial" w:eastAsia="Arial" w:hAnsi="Arial"/>
-          <w:b/>
-          <w:bCs/>
-          <w:color w:val="1A2E28"/>
-          <w:sz w:val="22"/>
-          <w:szCs w:val="22"/>
-        </w:rPr>
-        <w:t xml:space="preserve">Documento para impressão e apresentação presencial</w:t>
-      </w:r>
-    </w:p>
-    <w:p>
-      <w:pPr>
-        <w:shd w:fill="F0F4F3" w:val="clear"/>
-        <w:spacing w:after="160"/>
-        <w:ind w:left="360"/>
-      </w:pPr>
-      <w:r>
-        <w:rPr>
-          <w:rFonts w:ascii="Arial" w:cs="Arial" w:eastAsia="Arial" w:hAnsi="Arial"/>
-          <w:b/>
-          <w:bCs/>
-          <w:color w:val="1A2E28"/>
-          <w:sz w:val="22"/>
-          <w:szCs w:val="22"/>
-        </w:rPr>
-        <w:t xml:space="preserve">Aviso legal:</w:t>
-      </w:r>
-      <w:r>
-        <w:rPr>
-          <w:rFonts w:ascii="Arial" w:cs="Arial" w:eastAsia="Arial" w:hAnsi="Arial"/>
-          <w:color w:val="5A6B66"/>
-          <w:sz w:val="22"/>
-          <w:szCs w:val="22"/>
-        </w:rPr>
-        <w:t xml:space="preserve"> Modelo para fins comerciais. Recomenda-se revisão por advogado antes do uso formal.</w:t>
+      <w:r>
+        <w:br w:type="page"/>
+      </w:r>
+    </w:p>
+    <w:p>
+      <w:pPr>
+        <w:pStyle w:val="Heading1"/>
+        <w:spacing w:after="200" w:before="280"/>
+      </w:pPr>
+      <w:r>
+        <w:rPr>
+          <w:rFonts w:ascii="Arial" w:cs="Arial" w:eastAsia="Arial" w:hAnsi="Arial"/>
+          <w:b/>
+          <w:bCs/>
+          <w:color w:val="1A4A3A"/>
+          <w:sz w:val="32"/>
+          <w:szCs w:val="32"/>
+        </w:rPr>
+        <w:t xml:space="preserve">PARTE 1 — PROPOSTA COMERCIAL</w:t>
       </w:r>
     </w:p>
     <w:p>
@@ -236,9 +245,8 @@
     </w:p>
     <w:p>
       <w:pPr>
-        <w:pStyle w:val="Heading2"/>
-        <w:shd w:fill="F0F4F3" w:val="clear"/>
-        <w:spacing w:after="140" w:before="240"/>
+        <w:pStyle w:val="Heading1"/>
+        <w:spacing w:after="200" w:before="280"/>
       </w:pPr>
       <w:r>
         <w:rPr>
@@ -246,15 +254,16 @@
           <w:b/>
           <w:bCs/>
           <w:color w:val="1A4A3A"/>
-          <w:sz w:val="26"/>
-          <w:szCs w:val="26"/>
-        </w:rPr>
-        <w:t xml:space="preserve">Instruções de impressão</w:t>
-      </w:r>
-    </w:p>
-    <w:p>
-      <w:pPr>
-        <w:spacing w:after="80" w:before="0"/>
+          <w:sz w:val="32"/>
+          <w:szCs w:val="32"/>
+        </w:rPr>
+        <w:t xml:space="preserve">Guia de Bolso</w:t>
+      </w:r>
+    </w:p>
+    <w:p>
+      <w:pPr>
+        <w:pStyle w:val="Heading3"/>
+        <w:spacing w:after="120" w:before="200"/>
       </w:pPr>
       <w:r>
         <w:rPr>
@@ -262,297 +271,71 @@
           <w:b/>
           <w:bCs/>
           <w:color w:val="1A4A3A"/>
-          <w:sz w:val="22"/>
-          <w:szCs w:val="22"/>
-        </w:rPr>
-        <w:t xml:space="preserve">• </w:t>
-      </w:r>
-      <w:r>
-        <w:rPr>
-          <w:rFonts w:ascii="Arial" w:cs="Arial" w:eastAsia="Arial" w:hAnsi="Arial"/>
-          <w:b/>
-          <w:bCs/>
-          <w:color w:val="1A2E28"/>
-          <w:sz w:val="22"/>
-          <w:szCs w:val="22"/>
-        </w:rPr>
-        <w:t xml:space="preserve">Apresentação resumida (A4 frente/verso)</w:t>
-      </w:r>
-      <w:r>
-        <w:rPr>
-          <w:rFonts w:ascii="Arial" w:cs="Arial" w:eastAsia="Arial" w:hAnsi="Arial"/>
-          <w:color w:val="5A6B66"/>
-          <w:sz w:val="22"/>
-          <w:szCs w:val="22"/>
-        </w:rPr>
-        <w:t xml:space="preserve"> — </w:t>
-      </w:r>
-      <w:r>
-        <w:rPr>
-          <w:rFonts w:ascii="Arial" w:cs="Arial" w:eastAsia="Arial" w:hAnsi="Arial"/>
-          <w:color w:val="1A4A3A"/>
-          <w:sz w:val="22"/>
-          <w:szCs w:val="22"/>
-          <w:u w:val="single"/>
-        </w:rPr>
-        <w:t xml:space="preserve">`docs/materiais/APRESENTACAO-PARCEIRO-A4.html`</w:t>
-      </w:r>
-      <w:r>
-        <w:rPr>
-          <w:rFonts w:ascii="Arial" w:cs="Arial" w:eastAsia="Arial" w:hAnsi="Arial"/>
-          <w:color w:val="5A6B66"/>
-          <w:sz w:val="22"/>
-          <w:szCs w:val="22"/>
-        </w:rPr>
-        <w:t xml:space="preserve">; imprimir e colocar na frente da pasta (primeira coisa que o estabelecimento vê ao abrir).</w:t>
-      </w:r>
-    </w:p>
-    <w:p>
-      <w:pPr>
-        <w:spacing w:after="80" w:before="0"/>
-      </w:pPr>
-      <w:r>
-        <w:rPr>
-          <w:rFonts w:ascii="Arial" w:cs="Arial" w:eastAsia="Arial" w:hAnsi="Arial"/>
-          <w:b/>
-          <w:bCs/>
-          <w:color w:val="1A4A3A"/>
-          <w:sz w:val="22"/>
-          <w:szCs w:val="22"/>
-        </w:rPr>
-        <w:t xml:space="preserve">• </w:t>
-      </w:r>
-      <w:r>
-        <w:rPr>
-          <w:rFonts w:ascii="Arial" w:cs="Arial" w:eastAsia="Arial" w:hAnsi="Arial"/>
-          <w:b/>
-          <w:bCs/>
-          <w:color w:val="1A2E28"/>
-          <w:sz w:val="22"/>
-          <w:szCs w:val="22"/>
-        </w:rPr>
-        <w:t xml:space="preserve">Parte 1 (Proposta Comercial)</w:t>
-      </w:r>
-      <w:r>
-        <w:rPr>
-          <w:rFonts w:ascii="Arial" w:cs="Arial" w:eastAsia="Arial" w:hAnsi="Arial"/>
-          <w:color w:val="5A6B66"/>
-          <w:sz w:val="22"/>
-          <w:szCs w:val="22"/>
-        </w:rPr>
-        <w:t xml:space="preserve"> — imprimir em papel branco; colocar atrás da apresentação resumida.</w:t>
-      </w:r>
-    </w:p>
-    <w:p>
-      <w:pPr>
-        <w:spacing w:after="80" w:before="0"/>
-      </w:pPr>
-      <w:r>
-        <w:rPr>
-          <w:rFonts w:ascii="Arial" w:cs="Arial" w:eastAsia="Arial" w:hAnsi="Arial"/>
-          <w:b/>
-          <w:bCs/>
-          <w:color w:val="1A4A3A"/>
-          <w:sz w:val="22"/>
-          <w:szCs w:val="22"/>
-        </w:rPr>
-        <w:t xml:space="preserve">• </w:t>
-      </w:r>
-      <w:r>
-        <w:rPr>
-          <w:rFonts w:ascii="Arial" w:cs="Arial" w:eastAsia="Arial" w:hAnsi="Arial"/>
-          <w:b/>
-          <w:bCs/>
-          <w:color w:val="1A2E28"/>
-          <w:sz w:val="22"/>
-          <w:szCs w:val="22"/>
-        </w:rPr>
-        <w:t xml:space="preserve">Parte 2 (Contrato)</w:t>
-      </w:r>
-      <w:r>
-        <w:rPr>
-          <w:rFonts w:ascii="Arial" w:cs="Arial" w:eastAsia="Arial" w:hAnsi="Arial"/>
-          <w:color w:val="5A6B66"/>
-          <w:sz w:val="22"/>
-          <w:szCs w:val="22"/>
-        </w:rPr>
-        <w:t xml:space="preserve"> — imprimir em 2 vias idênticas para assinatura das partes.</w:t>
-      </w:r>
-    </w:p>
-    <w:p>
-      <w:pPr>
-        <w:spacing w:after="80" w:before="0"/>
-      </w:pPr>
-      <w:r>
-        <w:rPr>
-          <w:rFonts w:ascii="Arial" w:cs="Arial" w:eastAsia="Arial" w:hAnsi="Arial"/>
-          <w:b/>
-          <w:bCs/>
-          <w:color w:val="1A4A3A"/>
-          <w:sz w:val="22"/>
-          <w:szCs w:val="22"/>
-        </w:rPr>
-        <w:t xml:space="preserve">• </w:t>
-      </w:r>
-      <w:r>
-        <w:rPr>
-          <w:rFonts w:ascii="Arial" w:cs="Arial" w:eastAsia="Arial" w:hAnsi="Arial"/>
-          <w:b/>
-          <w:bCs/>
-          <w:color w:val="1A2E28"/>
-          <w:sz w:val="22"/>
-          <w:szCs w:val="22"/>
-        </w:rPr>
-        <w:t xml:space="preserve">Anexos</w:t>
-      </w:r>
-      <w:r>
-        <w:rPr>
-          <w:rFonts w:ascii="Arial" w:cs="Arial" w:eastAsia="Arial" w:hAnsi="Arial"/>
-          <w:color w:val="5A6B66"/>
-          <w:sz w:val="22"/>
-          <w:szCs w:val="22"/>
-        </w:rPr>
-        <w:t xml:space="preserve"> — imprimir uma cópia extra de cada anexo (I, II e III) para preenchimento na reunião.</w:t>
-      </w:r>
-    </w:p>
-    <w:p>
-      <w:pPr>
-        <w:spacing w:after="80" w:before="0"/>
-      </w:pPr>
-      <w:r>
-        <w:rPr>
-          <w:rFonts w:ascii="Arial" w:cs="Arial" w:eastAsia="Arial" w:hAnsi="Arial"/>
-          <w:b/>
-          <w:bCs/>
-          <w:color w:val="1A4A3A"/>
-          <w:sz w:val="22"/>
-          <w:szCs w:val="22"/>
-        </w:rPr>
-        <w:t xml:space="preserve">• </w:t>
-      </w:r>
-      <w:r>
-        <w:rPr>
-          <w:rFonts w:ascii="Arial" w:cs="Arial" w:eastAsia="Arial" w:hAnsi="Arial"/>
-          <w:b/>
-          <w:bCs/>
-          <w:color w:val="1A2E28"/>
-          <w:sz w:val="22"/>
-          <w:szCs w:val="22"/>
-        </w:rPr>
-        <w:t xml:space="preserve">Organização sugerida da pasta:</w:t>
-      </w:r>
-      <w:r>
-        <w:rPr>
-          <w:rFonts w:ascii="Arial" w:cs="Arial" w:eastAsia="Arial" w:hAnsi="Arial"/>
-          <w:color w:val="5A6B66"/>
-          <w:sz w:val="22"/>
-          <w:szCs w:val="22"/>
-        </w:rPr>
-        <w:t xml:space="preserve"> apresentação A4 → proposta completa → contrato (2 vias) → anexos em bolso interno.</w:t>
-      </w:r>
-    </w:p>
-    <w:p>
-      <w:pPr>
-        <w:spacing w:after="80" w:before="0"/>
-      </w:pPr>
-      <w:r>
-        <w:rPr>
-          <w:rFonts w:ascii="Arial" w:cs="Arial" w:eastAsia="Arial" w:hAnsi="Arial"/>
-          <w:b/>
-          <w:bCs/>
-          <w:color w:val="1A4A3A"/>
-          <w:sz w:val="22"/>
-          <w:szCs w:val="22"/>
-        </w:rPr>
-        <w:t xml:space="preserve">• </w:t>
-      </w:r>
-      <w:r>
-        <w:rPr>
-          <w:rFonts w:ascii="Arial" w:cs="Arial" w:eastAsia="Arial" w:hAnsi="Arial"/>
-          <w:color w:val="5A6B66"/>
-          <w:sz w:val="22"/>
-          <w:szCs w:val="22"/>
-        </w:rPr>
-        <w:t xml:space="preserve">Preencher os campos sublinhados ou marcados com </w:t>
-      </w:r>
-      <w:r>
-        <w:rPr>
-          <w:rFonts w:ascii="Arial" w:cs="Arial" w:eastAsia="Arial" w:hAnsi="Arial"/>
-          <w:color w:val="5A6B66"/>
-          <w:sz w:val="20"/>
-          <w:szCs w:val="20"/>
-        </w:rPr>
-        <w:t xml:space="preserve">[PREENCHER]</w:t>
-      </w:r>
-      <w:r>
-        <w:rPr>
-          <w:rFonts w:ascii="Arial" w:cs="Arial" w:eastAsia="Arial" w:hAnsi="Arial"/>
-          <w:color w:val="5A6B66"/>
-          <w:sz w:val="22"/>
-          <w:szCs w:val="22"/>
-        </w:rPr>
-        <w:t xml:space="preserve"> antes da visita ou na própria reunião.</w:t>
-      </w:r>
-    </w:p>
-    <w:p>
-      <w:pPr>
-        <w:spacing w:after="80" w:before="0"/>
-      </w:pPr>
-      <w:r>
-        <w:rPr>
-          <w:rFonts w:ascii="Arial" w:cs="Arial" w:eastAsia="Arial" w:hAnsi="Arial"/>
-          <w:b/>
-          <w:bCs/>
-          <w:color w:val="1A4A3A"/>
-          <w:sz w:val="22"/>
-          <w:szCs w:val="22"/>
-        </w:rPr>
-        <w:t xml:space="preserve">• </w:t>
-      </w:r>
-      <w:r>
-        <w:rPr>
-          <w:rFonts w:ascii="Arial" w:cs="Arial" w:eastAsia="Arial" w:hAnsi="Arial"/>
-          <w:b/>
-          <w:bCs/>
-          <w:color w:val="1A2E28"/>
-          <w:sz w:val="22"/>
-          <w:szCs w:val="22"/>
-        </w:rPr>
-        <w:t xml:space="preserve">Numerar cada proposta</w:t>
-      </w:r>
-      <w:r>
-        <w:rPr>
-          <w:rFonts w:ascii="Arial" w:cs="Arial" w:eastAsia="Arial" w:hAnsi="Arial"/>
-          <w:color w:val="5A6B66"/>
-          <w:sz w:val="22"/>
-          <w:szCs w:val="22"/>
-        </w:rPr>
-        <w:t xml:space="preserve"> de forma sequencial (ex.: 001/2026, 002/2026) na capa, no cabeçalho e na referência do contrato — facilita controle em e-mails e WhatsApp com o parceiro.</w:t>
-      </w:r>
-    </w:p>
-    <w:p>
-      <w:pPr>
-        <w:spacing w:after="80" w:before="0"/>
-      </w:pPr>
-      <w:r>
-        <w:rPr>
-          <w:rFonts w:ascii="Arial" w:cs="Arial" w:eastAsia="Arial" w:hAnsi="Arial"/>
-          <w:b/>
-          <w:bCs/>
-          <w:color w:val="1A4A3A"/>
-          <w:sz w:val="22"/>
-          <w:szCs w:val="22"/>
-        </w:rPr>
-        <w:t xml:space="preserve">• </w:t>
-      </w:r>
-      <w:r>
-        <w:rPr>
-          <w:rFonts w:ascii="Arial" w:cs="Arial" w:eastAsia="Arial" w:hAnsi="Arial"/>
-          <w:color w:val="5A6B66"/>
-          <w:sz w:val="22"/>
-          <w:szCs w:val="22"/>
-        </w:rPr>
-        <w:t xml:space="preserve">Site de referência: https://guiadebolso.app · Contato: contato@guiadebolso.app</w:t>
+          <w:sz w:val="24"/>
+          <w:szCs w:val="24"/>
+        </w:rPr>
+        <w:t xml:space="preserve">Proposta Comercial — Plano Parceiro</w:t>
+      </w:r>
+    </w:p>
+    <w:p>
+      <w:pPr>
+        <w:spacing w:after="140" w:before="0"/>
+      </w:pPr>
+      <w:r>
+        <w:rPr>
+          <w:rFonts w:ascii="Arial" w:cs="Arial" w:eastAsia="Arial" w:hAnsi="Arial"/>
+          <w:b/>
+          <w:bCs/>
+          <w:color w:val="1A2E28"/>
+          <w:sz w:val="22"/>
+          <w:szCs w:val="22"/>
+        </w:rPr>
+        <w:t xml:space="preserve">Proposta nº</w:t>
+      </w:r>
+      <w:r>
+        <w:rPr>
+          <w:rFonts w:ascii="Arial" w:cs="Arial" w:eastAsia="Arial" w:hAnsi="Arial"/>
+          <w:color w:val="5A6B66"/>
+          <w:sz w:val="22"/>
+          <w:szCs w:val="22"/>
+        </w:rPr>
+        <w:t xml:space="preserve"> </w:t>
+      </w:r>
+      <w:r>
+        <w:rPr>
+          <w:rFonts w:ascii="Arial" w:cs="Arial" w:eastAsia="Arial" w:hAnsi="Arial"/>
+          <w:color w:val="5A6B66"/>
+          <w:sz w:val="22"/>
+          <w:szCs w:val="22"/>
+        </w:rPr>
+        <w:t xml:space="preserve"> </w:t>
+      </w:r>
+      <w:r>
+        <w:rPr>
+          <w:rFonts w:ascii="Arial" w:cs="Arial" w:eastAsia="Arial" w:hAnsi="Arial"/>
+          <w:b/>
+          <w:bCs/>
+          <w:color w:val="1A2E28"/>
+          <w:sz w:val="22"/>
+          <w:szCs w:val="22"/>
+        </w:rPr>
+        <w:t xml:space="preserve">/2026</w:t>
+      </w:r>
+    </w:p>
+    <w:p>
+      <w:pPr>
+        <w:spacing w:after="140" w:before="0"/>
+      </w:pPr>
+      <w:r>
+        <w:rPr>
+          <w:rFonts w:ascii="Arial" w:cs="Arial" w:eastAsia="Arial" w:hAnsi="Arial"/>
+          <w:b/>
+          <w:bCs/>
+          <w:color w:val="1A2E28"/>
+          <w:sz w:val="22"/>
+          <w:szCs w:val="22"/>
+        </w:rPr>
+        <w:t xml:space="preserve">Imbituba, Santa Catarina</w:t>
       </w:r>
     </w:p>
     <w:p>
@@ -565,323 +348,97 @@
     </w:p>
     <w:p>
       <w:pPr>
-        <w:pStyle w:val="Heading2"/>
-        <w:shd w:fill="F0F4F3" w:val="clear"/>
-        <w:spacing w:after="140" w:before="240"/>
-      </w:pPr>
-      <w:r>
-        <w:rPr>
-          <w:rFonts w:ascii="Arial" w:cs="Arial" w:eastAsia="Arial" w:hAnsi="Arial"/>
-          <w:b/>
-          <w:bCs/>
-          <w:color w:val="1A4A3A"/>
-          <w:sz w:val="26"/>
-          <w:szCs w:val="26"/>
-        </w:rPr>
-        <w:t xml:space="preserve">Instruções de impressão</w:t>
-      </w:r>
-    </w:p>
-    <w:p>
-      <w:pPr>
-        <w:spacing w:after="80" w:before="0"/>
-      </w:pPr>
-      <w:r>
-        <w:rPr>
-          <w:rFonts w:ascii="Arial" w:cs="Arial" w:eastAsia="Arial" w:hAnsi="Arial"/>
-          <w:b/>
-          <w:bCs/>
-          <w:color w:val="1A4A3A"/>
-          <w:sz w:val="22"/>
-          <w:szCs w:val="22"/>
-        </w:rPr>
-        <w:t xml:space="preserve">• </w:t>
-      </w:r>
-      <w:r>
-        <w:rPr>
-          <w:rFonts w:ascii="Arial" w:cs="Arial" w:eastAsia="Arial" w:hAnsi="Arial"/>
-          <w:b/>
-          <w:bCs/>
-          <w:color w:val="1A2E28"/>
-          <w:sz w:val="22"/>
-          <w:szCs w:val="22"/>
-        </w:rPr>
-        <w:t xml:space="preserve">Apresentação resumida (A4 frente/verso)</w:t>
-      </w:r>
-      <w:r>
-        <w:rPr>
-          <w:rFonts w:ascii="Arial" w:cs="Arial" w:eastAsia="Arial" w:hAnsi="Arial"/>
-          <w:color w:val="5A6B66"/>
-          <w:sz w:val="22"/>
-          <w:szCs w:val="22"/>
-        </w:rPr>
-        <w:t xml:space="preserve"> — </w:t>
-      </w:r>
-      <w:r>
-        <w:rPr>
-          <w:rFonts w:ascii="Arial" w:cs="Arial" w:eastAsia="Arial" w:hAnsi="Arial"/>
-          <w:color w:val="1A4A3A"/>
+        <w:spacing w:after="140" w:before="0"/>
+      </w:pPr>
+      <w:r>
+        <w:rPr>
+          <w:rFonts w:ascii="Arial" w:cs="Arial" w:eastAsia="Arial" w:hAnsi="Arial"/>
+          <w:b/>
+          <w:bCs/>
+          <w:color w:val="1A2E28"/>
+          <w:sz w:val="22"/>
+          <w:szCs w:val="22"/>
+        </w:rPr>
+        <w:t xml:space="preserve">Estabelecimento:</w:t>
+      </w:r>
+      <w:r>
+        <w:rPr>
+          <w:rFonts w:ascii="Arial" w:cs="Arial" w:eastAsia="Arial" w:hAnsi="Arial"/>
+          <w:color w:val="5A6B66"/>
+          <w:sz w:val="22"/>
+          <w:szCs w:val="22"/>
+        </w:rPr>
+        <w:t xml:space="preserve"> </w:t>
+      </w:r>
+    </w:p>
+    <w:p>
+      <w:pPr>
+        <w:spacing w:after="140" w:before="0"/>
+      </w:pPr>
+      <w:r>
+        <w:rPr>
+          <w:rFonts w:ascii="Arial" w:cs="Arial" w:eastAsia="Arial" w:hAnsi="Arial"/>
+          <w:b/>
+          <w:bCs/>
+          <w:color w:val="1A2E28"/>
+          <w:sz w:val="22"/>
+          <w:szCs w:val="22"/>
+        </w:rPr>
+        <w:t xml:space="preserve">Data:</w:t>
+      </w:r>
+      <w:r>
+        <w:rPr>
+          <w:rFonts w:ascii="Arial" w:cs="Arial" w:eastAsia="Arial" w:hAnsi="Arial"/>
+          <w:color w:val="5A6B66"/>
+          <w:sz w:val="22"/>
+          <w:szCs w:val="22"/>
+        </w:rPr>
+        <w:t xml:space="preserve"> </w:t>
+      </w:r>
+      <w:r>
+        <w:rPr>
+          <w:rFonts w:ascii="Arial" w:cs="Arial" w:eastAsia="Arial" w:hAnsi="Arial"/>
+          <w:color w:val="5A6B66"/>
           <w:sz w:val="22"/>
           <w:szCs w:val="22"/>
           <w:u w:val="single"/>
         </w:rPr>
-        <w:t xml:space="preserve">`docs/materiais/APRESENTACAO-PARCEIRO-A4.html`</w:t>
-      </w:r>
-      <w:r>
-        <w:rPr>
-          <w:rFonts w:ascii="Arial" w:cs="Arial" w:eastAsia="Arial" w:hAnsi="Arial"/>
-          <w:color w:val="5A6B66"/>
-          <w:sz w:val="22"/>
-          <w:szCs w:val="22"/>
-        </w:rPr>
-        <w:t xml:space="preserve">; imprimir e colocar na frente da pasta (primeira coisa que o estabelecimento vê ao abrir).</w:t>
-      </w:r>
-    </w:p>
-    <w:p>
-      <w:pPr>
-        <w:spacing w:after="80" w:before="0"/>
-      </w:pPr>
-      <w:r>
-        <w:rPr>
-          <w:rFonts w:ascii="Arial" w:cs="Arial" w:eastAsia="Arial" w:hAnsi="Arial"/>
-          <w:b/>
-          <w:bCs/>
-          <w:color w:val="1A4A3A"/>
-          <w:sz w:val="22"/>
-          <w:szCs w:val="22"/>
-        </w:rPr>
-        <w:t xml:space="preserve">• </w:t>
-      </w:r>
-      <w:r>
-        <w:rPr>
-          <w:rFonts w:ascii="Arial" w:cs="Arial" w:eastAsia="Arial" w:hAnsi="Arial"/>
-          <w:b/>
-          <w:bCs/>
-          <w:color w:val="1A2E28"/>
-          <w:sz w:val="22"/>
-          <w:szCs w:val="22"/>
-        </w:rPr>
-        <w:t xml:space="preserve">Parte 1 (Proposta Comercial)</w:t>
-      </w:r>
-      <w:r>
-        <w:rPr>
-          <w:rFonts w:ascii="Arial" w:cs="Arial" w:eastAsia="Arial" w:hAnsi="Arial"/>
-          <w:color w:val="5A6B66"/>
-          <w:sz w:val="22"/>
-          <w:szCs w:val="22"/>
-        </w:rPr>
-        <w:t xml:space="preserve"> — imprimir em papel branco; colocar atrás da apresentação resumida.</w:t>
-      </w:r>
-    </w:p>
-    <w:p>
-      <w:pPr>
-        <w:spacing w:after="80" w:before="0"/>
-      </w:pPr>
-      <w:r>
-        <w:rPr>
-          <w:rFonts w:ascii="Arial" w:cs="Arial" w:eastAsia="Arial" w:hAnsi="Arial"/>
-          <w:b/>
-          <w:bCs/>
-          <w:color w:val="1A4A3A"/>
-          <w:sz w:val="22"/>
-          <w:szCs w:val="22"/>
-        </w:rPr>
-        <w:t xml:space="preserve">• </w:t>
-      </w:r>
-      <w:r>
-        <w:rPr>
-          <w:rFonts w:ascii="Arial" w:cs="Arial" w:eastAsia="Arial" w:hAnsi="Arial"/>
-          <w:b/>
-          <w:bCs/>
-          <w:color w:val="1A2E28"/>
-          <w:sz w:val="22"/>
-          <w:szCs w:val="22"/>
-        </w:rPr>
-        <w:t xml:space="preserve">Parte 2 (Contrato)</w:t>
-      </w:r>
-      <w:r>
-        <w:rPr>
-          <w:rFonts w:ascii="Arial" w:cs="Arial" w:eastAsia="Arial" w:hAnsi="Arial"/>
-          <w:color w:val="5A6B66"/>
-          <w:sz w:val="22"/>
-          <w:szCs w:val="22"/>
-        </w:rPr>
-        <w:t xml:space="preserve"> — imprimir em 2 vias idênticas para assinatura das partes.</w:t>
-      </w:r>
-    </w:p>
-    <w:p>
-      <w:pPr>
-        <w:spacing w:after="80" w:before="0"/>
-      </w:pPr>
-      <w:r>
-        <w:rPr>
-          <w:rFonts w:ascii="Arial" w:cs="Arial" w:eastAsia="Arial" w:hAnsi="Arial"/>
-          <w:b/>
-          <w:bCs/>
-          <w:color w:val="1A4A3A"/>
-          <w:sz w:val="22"/>
-          <w:szCs w:val="22"/>
-        </w:rPr>
-        <w:t xml:space="preserve">• </w:t>
-      </w:r>
-      <w:r>
-        <w:rPr>
-          <w:rFonts w:ascii="Arial" w:cs="Arial" w:eastAsia="Arial" w:hAnsi="Arial"/>
-          <w:b/>
-          <w:bCs/>
-          <w:color w:val="1A2E28"/>
-          <w:sz w:val="22"/>
-          <w:szCs w:val="22"/>
-        </w:rPr>
-        <w:t xml:space="preserve">Anexos</w:t>
-      </w:r>
-      <w:r>
-        <w:rPr>
-          <w:rFonts w:ascii="Arial" w:cs="Arial" w:eastAsia="Arial" w:hAnsi="Arial"/>
-          <w:color w:val="5A6B66"/>
-          <w:sz w:val="22"/>
-          <w:szCs w:val="22"/>
-        </w:rPr>
-        <w:t xml:space="preserve"> — imprimir uma cópia extra de cada anexo (I, II e III) para preenchimento na reunião.</w:t>
-      </w:r>
-    </w:p>
-    <w:p>
-      <w:pPr>
-        <w:spacing w:after="80" w:before="0"/>
-      </w:pPr>
-      <w:r>
-        <w:rPr>
-          <w:rFonts w:ascii="Arial" w:cs="Arial" w:eastAsia="Arial" w:hAnsi="Arial"/>
-          <w:b/>
-          <w:bCs/>
-          <w:color w:val="1A4A3A"/>
-          <w:sz w:val="22"/>
-          <w:szCs w:val="22"/>
-        </w:rPr>
-        <w:t xml:space="preserve">• </w:t>
-      </w:r>
-      <w:r>
-        <w:rPr>
-          <w:rFonts w:ascii="Arial" w:cs="Arial" w:eastAsia="Arial" w:hAnsi="Arial"/>
-          <w:b/>
-          <w:bCs/>
-          <w:color w:val="1A2E28"/>
-          <w:sz w:val="22"/>
-          <w:szCs w:val="22"/>
-        </w:rPr>
-        <w:t xml:space="preserve">Organização sugerida da pasta:</w:t>
-      </w:r>
-      <w:r>
-        <w:rPr>
-          <w:rFonts w:ascii="Arial" w:cs="Arial" w:eastAsia="Arial" w:hAnsi="Arial"/>
-          <w:color w:val="5A6B66"/>
-          <w:sz w:val="22"/>
-          <w:szCs w:val="22"/>
-        </w:rPr>
-        <w:t xml:space="preserve"> apresentação A4 → proposta completa → contrato (2 vias) → anexos em bolso interno.</w:t>
-      </w:r>
-    </w:p>
-    <w:p>
-      <w:pPr>
-        <w:spacing w:after="80" w:before="0"/>
-      </w:pPr>
-      <w:r>
-        <w:rPr>
-          <w:rFonts w:ascii="Arial" w:cs="Arial" w:eastAsia="Arial" w:hAnsi="Arial"/>
-          <w:b/>
-          <w:bCs/>
-          <w:color w:val="1A4A3A"/>
-          <w:sz w:val="22"/>
-          <w:szCs w:val="22"/>
-        </w:rPr>
-        <w:t xml:space="preserve">• </w:t>
-      </w:r>
-      <w:r>
-        <w:rPr>
-          <w:rFonts w:ascii="Arial" w:cs="Arial" w:eastAsia="Arial" w:hAnsi="Arial"/>
-          <w:color w:val="5A6B66"/>
-          <w:sz w:val="22"/>
-          <w:szCs w:val="22"/>
-        </w:rPr>
-        <w:t xml:space="preserve">Preencher os campos sublinhados ou marcados com </w:t>
-      </w:r>
-      <w:r>
-        <w:rPr>
-          <w:rFonts w:ascii="Arial" w:cs="Arial" w:eastAsia="Arial" w:hAnsi="Arial"/>
-          <w:color w:val="5A6B66"/>
-          <w:sz w:val="20"/>
-          <w:szCs w:val="20"/>
-        </w:rPr>
-        <w:t xml:space="preserve">[PREENCHER]</w:t>
-      </w:r>
-      <w:r>
-        <w:rPr>
-          <w:rFonts w:ascii="Arial" w:cs="Arial" w:eastAsia="Arial" w:hAnsi="Arial"/>
-          <w:color w:val="5A6B66"/>
-          <w:sz w:val="22"/>
-          <w:szCs w:val="22"/>
-        </w:rPr>
-        <w:t xml:space="preserve"> antes da visita ou na própria reunião.</w:t>
-      </w:r>
-    </w:p>
-    <w:p>
-      <w:pPr>
-        <w:spacing w:after="80" w:before="0"/>
-      </w:pPr>
-      <w:r>
-        <w:rPr>
-          <w:rFonts w:ascii="Arial" w:cs="Arial" w:eastAsia="Arial" w:hAnsi="Arial"/>
-          <w:b/>
-          <w:bCs/>
-          <w:color w:val="1A4A3A"/>
-          <w:sz w:val="22"/>
-          <w:szCs w:val="22"/>
-        </w:rPr>
-        <w:t xml:space="preserve">• </w:t>
-      </w:r>
-      <w:r>
-        <w:rPr>
-          <w:rFonts w:ascii="Arial" w:cs="Arial" w:eastAsia="Arial" w:hAnsi="Arial"/>
-          <w:b/>
-          <w:bCs/>
-          <w:color w:val="1A2E28"/>
-          <w:sz w:val="22"/>
-          <w:szCs w:val="22"/>
-        </w:rPr>
-        <w:t xml:space="preserve">Numerar cada proposta</w:t>
-      </w:r>
-      <w:r>
-        <w:rPr>
-          <w:rFonts w:ascii="Arial" w:cs="Arial" w:eastAsia="Arial" w:hAnsi="Arial"/>
-          <w:color w:val="5A6B66"/>
-          <w:sz w:val="22"/>
-          <w:szCs w:val="22"/>
-        </w:rPr>
-        <w:t xml:space="preserve"> de forma sequencial (ex.: 001/2026, 002/2026) na capa, no cabeçalho e na referência do contrato — facilita controle em e-mails e WhatsApp com o parceiro.</w:t>
-      </w:r>
-    </w:p>
-    <w:p>
-      <w:pPr>
-        <w:spacing w:after="80" w:before="0"/>
-      </w:pPr>
-      <w:r>
-        <w:rPr>
-          <w:rFonts w:ascii="Arial" w:cs="Arial" w:eastAsia="Arial" w:hAnsi="Arial"/>
-          <w:b/>
-          <w:bCs/>
-          <w:color w:val="1A4A3A"/>
-          <w:sz w:val="22"/>
-          <w:szCs w:val="22"/>
-        </w:rPr>
-        <w:t xml:space="preserve">• </w:t>
-      </w:r>
-      <w:r>
-        <w:rPr>
-          <w:rFonts w:ascii="Arial" w:cs="Arial" w:eastAsia="Arial" w:hAnsi="Arial"/>
-          <w:color w:val="5A6B66"/>
-          <w:sz w:val="22"/>
-          <w:szCs w:val="22"/>
-        </w:rPr>
-        <w:t xml:space="preserve">Site de referência: https://guiadebolso.app · Contato: contato@guiadebolso.app</w:t>
+        <w:t xml:space="preserve"> / </w:t>
+      </w:r>
+      <w:r>
+        <w:rPr>
+          <w:rFonts w:ascii="Arial" w:cs="Arial" w:eastAsia="Arial" w:hAnsi="Arial"/>
+          <w:color w:val="5A6B66"/>
+          <w:sz w:val="22"/>
+          <w:szCs w:val="22"/>
+          <w:u w:val="single"/>
+        </w:rPr>
+        <w:t xml:space="preserve"> / </w:t>
+      </w:r>
+    </w:p>
+    <w:p>
+      <w:pPr>
+        <w:spacing w:after="140" w:before="0"/>
+      </w:pPr>
+      <w:r>
+        <w:rPr>
+          <w:rFonts w:ascii="Arial" w:cs="Arial" w:eastAsia="Arial" w:hAnsi="Arial"/>
+          <w:b/>
+          <w:bCs/>
+          <w:color w:val="1A2E28"/>
+          <w:sz w:val="22"/>
+          <w:szCs w:val="22"/>
+        </w:rPr>
+        <w:t xml:space="preserve">Validade desta proposta:</w:t>
+      </w:r>
+      <w:r>
+        <w:rPr>
+          <w:rFonts w:ascii="Arial" w:cs="Arial" w:eastAsia="Arial" w:hAnsi="Arial"/>
+          <w:color w:val="5A6B66"/>
+          <w:sz w:val="22"/>
+          <w:szCs w:val="22"/>
+        </w:rPr>
+        <w:t xml:space="preserve"> 30 dias a partir da data acima</w:t>
       </w:r>
     </w:p>
     <w:p>
@@ -894,28 +451,8 @@
     </w:p>
     <w:p>
       <w:pPr>
-        <w:spacing w:after="200" w:before="0"/>
-      </w:pPr>
-    </w:p>
-    <w:p>
-      <w:pPr>
-        <w:spacing w:after="200" w:before="0"/>
-      </w:pPr>
-    </w:p>
-    <w:p>
-      <w:r>
-        <w:br w:type="page"/>
-      </w:r>
-    </w:p>
-    <w:p>
-      <w:r>
-        <w:br w:type="page"/>
-      </w:r>
-    </w:p>
-    <w:p>
-      <w:pPr>
-        <w:pStyle w:val="Heading1"/>
-        <w:spacing w:after="200" w:before="280"/>
+        <w:pStyle w:val="Heading2"/>
+        <w:spacing w:after="140" w:before="240"/>
       </w:pPr>
       <w:r>
         <w:rPr>
@@ -923,10 +460,290 @@
           <w:b/>
           <w:bCs/>
           <w:color w:val="1A4A3A"/>
-          <w:sz w:val="32"/>
-          <w:szCs w:val="32"/>
-        </w:rPr>
-        <w:t xml:space="preserve">PARTE 1 — PROPOSTA COMERCIAL</w:t>
+          <w:sz w:val="26"/>
+          <w:szCs w:val="26"/>
+        </w:rPr>
+        <w:t xml:space="preserve">1. Sobre o Guia de Bolso</w:t>
+      </w:r>
+    </w:p>
+    <w:p>
+      <w:pPr>
+        <w:spacing w:after="140" w:before="0"/>
+      </w:pPr>
+      <w:r>
+        <w:rPr>
+          <w:rFonts w:ascii="Arial" w:cs="Arial" w:eastAsia="Arial" w:hAnsi="Arial"/>
+          <w:color w:val="5A6B66"/>
+          <w:sz w:val="22"/>
+          <w:szCs w:val="22"/>
+        </w:rPr>
+        <w:t xml:space="preserve">O </w:t>
+      </w:r>
+      <w:r>
+        <w:rPr>
+          <w:rFonts w:ascii="Arial" w:cs="Arial" w:eastAsia="Arial" w:hAnsi="Arial"/>
+          <w:b/>
+          <w:bCs/>
+          <w:color w:val="1A2E28"/>
+          <w:sz w:val="22"/>
+          <w:szCs w:val="22"/>
+        </w:rPr>
+        <w:t xml:space="preserve">Guia de Bolso</w:t>
+      </w:r>
+      <w:r>
+        <w:rPr>
+          <w:rFonts w:ascii="Arial" w:cs="Arial" w:eastAsia="Arial" w:hAnsi="Arial"/>
+          <w:color w:val="5A6B66"/>
+          <w:sz w:val="22"/>
+          <w:szCs w:val="22"/>
+        </w:rPr>
+        <w:t xml:space="preserve"> é o guia turístico digital de </w:t>
+      </w:r>
+      <w:r>
+        <w:rPr>
+          <w:rFonts w:ascii="Arial" w:cs="Arial" w:eastAsia="Arial" w:hAnsi="Arial"/>
+          <w:b/>
+          <w:bCs/>
+          <w:color w:val="1A2E28"/>
+          <w:sz w:val="22"/>
+          <w:szCs w:val="22"/>
+        </w:rPr>
+        <w:t xml:space="preserve">Imbituba e região</w:t>
+      </w:r>
+      <w:r>
+        <w:rPr>
+          <w:rFonts w:ascii="Arial" w:cs="Arial" w:eastAsia="Arial" w:hAnsi="Arial"/>
+          <w:color w:val="5A6B66"/>
+          <w:sz w:val="22"/>
+          <w:szCs w:val="22"/>
+        </w:rPr>
+        <w:t xml:space="preserve"> (Praia do Rosa, litoral sul de Santa Catarina). O aplicativo e o site </w:t>
+      </w:r>
+      <w:r>
+        <w:rPr>
+          <w:rFonts w:ascii="Arial" w:cs="Arial" w:eastAsia="Arial" w:hAnsi="Arial"/>
+          <w:b/>
+          <w:bCs/>
+          <w:color w:val="1A2E28"/>
+          <w:sz w:val="22"/>
+          <w:szCs w:val="22"/>
+        </w:rPr>
+        <w:t xml:space="preserve">guiadebolso.app</w:t>
+      </w:r>
+      <w:r>
+        <w:rPr>
+          <w:rFonts w:ascii="Arial" w:cs="Arial" w:eastAsia="Arial" w:hAnsi="Arial"/>
+          <w:color w:val="5A6B66"/>
+          <w:sz w:val="22"/>
+          <w:szCs w:val="22"/>
+        </w:rPr>
+        <w:t xml:space="preserve"> ajudam moradores e visitantes a descobrir praias, restaurantes, pousadas, trilhas, serviços e atrativos locais — com busca por linguagem natural, rotas, mapas e curadoria feita por quem conhece a cidade.</w:t>
+      </w:r>
+    </w:p>
+    <w:p>
+      <w:pPr>
+        <w:spacing w:after="140" w:before="0"/>
+      </w:pPr>
+      <w:r>
+        <w:rPr>
+          <w:rFonts w:ascii="Arial" w:cs="Arial" w:eastAsia="Arial" w:hAnsi="Arial"/>
+          <w:color w:val="5A6B66"/>
+          <w:sz w:val="22"/>
+          <w:szCs w:val="22"/>
+        </w:rPr>
+        <w:t xml:space="preserve">O app é </w:t>
+      </w:r>
+      <w:r>
+        <w:rPr>
+          <w:rFonts w:ascii="Arial" w:cs="Arial" w:eastAsia="Arial" w:hAnsi="Arial"/>
+          <w:b/>
+          <w:bCs/>
+          <w:color w:val="1A2E28"/>
+          <w:sz w:val="22"/>
+          <w:szCs w:val="22"/>
+        </w:rPr>
+        <w:t xml:space="preserve">gratuito para turistas</w:t>
+      </w:r>
+      <w:r>
+        <w:rPr>
+          <w:rFonts w:ascii="Arial" w:cs="Arial" w:eastAsia="Arial" w:hAnsi="Arial"/>
+          <w:color w:val="5A6B66"/>
+          <w:sz w:val="22"/>
+          <w:szCs w:val="22"/>
+        </w:rPr>
+        <w:t xml:space="preserve">. Estabelecimentos comerciais entram pelo </w:t>
+      </w:r>
+      <w:r>
+        <w:rPr>
+          <w:rFonts w:ascii="Arial" w:cs="Arial" w:eastAsia="Arial" w:hAnsi="Arial"/>
+          <w:b/>
+          <w:bCs/>
+          <w:color w:val="1A2E28"/>
+          <w:sz w:val="22"/>
+          <w:szCs w:val="22"/>
+        </w:rPr>
+        <w:t xml:space="preserve">Plano Parceiro</w:t>
+      </w:r>
+      <w:r>
+        <w:rPr>
+          <w:rFonts w:ascii="Arial" w:cs="Arial" w:eastAsia="Arial" w:hAnsi="Arial"/>
+          <w:color w:val="5A6B66"/>
+          <w:sz w:val="22"/>
+          <w:szCs w:val="22"/>
+        </w:rPr>
+        <w:t xml:space="preserve">, com visibilidade premium no guia.</w:t>
+      </w:r>
+    </w:p>
+    <w:p>
+      <w:pPr>
+        <w:spacing w:after="140" w:before="0"/>
+      </w:pPr>
+      <w:r>
+        <w:rPr>
+          <w:rFonts w:ascii="Arial" w:cs="Arial" w:eastAsia="Arial" w:hAnsi="Arial"/>
+          <w:b/>
+          <w:bCs/>
+          <w:color w:val="1A2E28"/>
+          <w:sz w:val="22"/>
+          <w:szCs w:val="22"/>
+        </w:rPr>
+        <w:t xml:space="preserve">Nome fantasia:</w:t>
+      </w:r>
+      <w:r>
+        <w:rPr>
+          <w:rFonts w:ascii="Arial" w:cs="Arial" w:eastAsia="Arial" w:hAnsi="Arial"/>
+          <w:color w:val="5A6B66"/>
+          <w:sz w:val="22"/>
+          <w:szCs w:val="22"/>
+        </w:rPr>
+        <w:t xml:space="preserve"> Guia de Bolso</w:t>
+      </w:r>
+    </w:p>
+    <w:p>
+      <w:pPr>
+        <w:spacing w:after="140" w:before="0"/>
+      </w:pPr>
+      <w:r>
+        <w:rPr>
+          <w:rFonts w:ascii="Arial" w:cs="Arial" w:eastAsia="Arial" w:hAnsi="Arial"/>
+          <w:b/>
+          <w:bCs/>
+          <w:color w:val="1A2E28"/>
+          <w:sz w:val="22"/>
+          <w:szCs w:val="22"/>
+        </w:rPr>
+        <w:t xml:space="preserve">Operado por:</w:t>
+      </w:r>
+      <w:r>
+        <w:rPr>
+          <w:rFonts w:ascii="Arial" w:cs="Arial" w:eastAsia="Arial" w:hAnsi="Arial"/>
+          <w:color w:val="5A6B66"/>
+          <w:sz w:val="22"/>
+          <w:szCs w:val="22"/>
+        </w:rPr>
+        <w:t xml:space="preserve"> </w:t>
+      </w:r>
+      <w:r>
+        <w:rPr>
+          <w:rFonts w:ascii="Arial" w:cs="Arial" w:eastAsia="Arial" w:hAnsi="Arial"/>
+          <w:color w:val="5A6B66"/>
+          <w:sz w:val="22"/>
+          <w:szCs w:val="22"/>
+        </w:rPr>
+        <w:t xml:space="preserve">RAZÃO SOCIAL</w:t>
+      </w:r>
+      <w:r>
+        <w:rPr>
+          <w:rFonts w:ascii="Arial" w:cs="Arial" w:eastAsia="Arial" w:hAnsi="Arial"/>
+          <w:color w:val="5A6B66"/>
+          <w:sz w:val="22"/>
+          <w:szCs w:val="22"/>
+        </w:rPr>
+        <w:t xml:space="preserve">, LTDA — CNPJ 40.534.524/0001-87</w:t>
+      </w:r>
+    </w:p>
+    <w:p>
+      <w:pPr>
+        <w:spacing w:after="140" w:before="0"/>
+      </w:pPr>
+      <w:r>
+        <w:rPr>
+          <w:rFonts w:ascii="Arial" w:cs="Arial" w:eastAsia="Arial" w:hAnsi="Arial"/>
+          <w:b/>
+          <w:bCs/>
+          <w:color w:val="1A2E28"/>
+          <w:sz w:val="22"/>
+          <w:szCs w:val="22"/>
+        </w:rPr>
+        <w:t xml:space="preserve">Equipe:</w:t>
+      </w:r>
+      <w:r>
+        <w:rPr>
+          <w:rFonts w:ascii="Arial" w:cs="Arial" w:eastAsia="Arial" w:hAnsi="Arial"/>
+          <w:color w:val="5A6B66"/>
+          <w:sz w:val="22"/>
+          <w:szCs w:val="22"/>
+        </w:rPr>
+        <w:t xml:space="preserve"> </w:t>
+      </w:r>
+      <w:r>
+        <w:rPr>
+          <w:rFonts w:ascii="Arial" w:cs="Arial" w:eastAsia="Arial" w:hAnsi="Arial"/>
+          <w:color w:val="5A6B66"/>
+          <w:sz w:val="22"/>
+          <w:szCs w:val="22"/>
+        </w:rPr>
+        <w:t xml:space="preserve">NOME DA CEO / REPRESENTANTE LEGAL</w:t>
+      </w:r>
+      <w:r>
+        <w:rPr>
+          <w:rFonts w:ascii="Arial" w:cs="Arial" w:eastAsia="Arial" w:hAnsi="Arial"/>
+          <w:color w:val="5A6B66"/>
+          <w:sz w:val="22"/>
+          <w:szCs w:val="22"/>
+        </w:rPr>
+        <w:t xml:space="preserve"> — Gestão e relacionamento · Bruno de Souza Disliler — Desenvolvimento e produto</w:t>
+      </w:r>
+    </w:p>
+    <w:p>
+      <w:pPr>
+        <w:spacing w:after="140" w:before="0"/>
+      </w:pPr>
+      <w:r>
+        <w:rPr>
+          <w:rFonts w:ascii="Arial" w:cs="Arial" w:eastAsia="Arial" w:hAnsi="Arial"/>
+          <w:i/>
+          <w:iCs/>
+          <w:color w:val="5A6B66"/>
+          <w:sz w:val="22"/>
+          <w:szCs w:val="22"/>
+        </w:rPr>
+        <w:t xml:space="preserve">Projeto desenvolvido em Imbituba com apoio da Prefeitura de Imbituba na divulgação do turismo local.</w:t>
+      </w:r>
+    </w:p>
+    <w:p>
+      <w:pPr>
+        <w:spacing w:after="140" w:before="0"/>
+      </w:pPr>
+      <w:r>
+        <w:rPr>
+          <w:rFonts w:ascii="Arial" w:cs="Arial" w:eastAsia="Arial" w:hAnsi="Arial"/>
+          <w:color w:val="5A6B66"/>
+          <w:sz w:val="22"/>
+          <w:szCs w:val="22"/>
+        </w:rPr>
+        <w:t xml:space="preserve">¹ </w:t>
+      </w:r>
+      <w:r>
+        <w:rPr>
+          <w:rFonts w:ascii="Arial" w:cs="Arial" w:eastAsia="Arial" w:hAnsi="Arial"/>
+          <w:i/>
+          <w:iCs/>
+          <w:color w:val="5A6B66"/>
+          <w:sz w:val="22"/>
+          <w:szCs w:val="22"/>
+        </w:rPr>
+        <w:t xml:space="preserve">O termo “apoio” refere-se a incentivo e divulgação institucional, sem caracterizar vínculo empregatício, representação oficial ou gestão pública do aplicativo.</w:t>
       </w:r>
     </w:p>
     <w:p>
@@ -940,7 +757,6 @@
     <w:p>
       <w:pPr>
         <w:pStyle w:val="Heading2"/>
-        <w:shd w:fill="F0F4F3" w:val="clear"/>
         <w:spacing w:after="140" w:before="240"/>
       </w:pPr>
       <w:r>
@@ -952,105 +768,115 @@
           <w:sz w:val="26"/>
           <w:szCs w:val="26"/>
         </w:rPr>
-        <w:t xml:space="preserve">Capa</w:t>
-      </w:r>
-    </w:p>
-    <w:p>
-      <w:pPr>
-        <w:pStyle w:val="Heading1"/>
-        <w:spacing w:after="200" w:before="280"/>
-        <w:jc w:val="center"/>
-      </w:pPr>
-      <w:r>
-        <w:rPr>
-          <w:rFonts w:ascii="Arial" w:cs="Arial" w:eastAsia="Arial" w:hAnsi="Arial"/>
-          <w:b/>
-          <w:bCs/>
-          <w:color w:val="1A4A3A"/>
-          <w:sz w:val="32"/>
-          <w:szCs w:val="32"/>
-        </w:rPr>
-        <w:t xml:space="preserve">Guia de Bolso</w:t>
-      </w:r>
-    </w:p>
-    <w:p>
-      <w:pPr>
-        <w:pStyle w:val="Heading3"/>
-        <w:spacing w:after="120" w:before="200"/>
-      </w:pPr>
-      <w:r>
-        <w:rPr>
-          <w:rFonts w:ascii="Arial" w:cs="Arial" w:eastAsia="Arial" w:hAnsi="Arial"/>
-          <w:b/>
-          <w:bCs/>
-          <w:color w:val="1A4A3A"/>
-          <w:sz w:val="24"/>
-          <w:szCs w:val="24"/>
-        </w:rPr>
-        <w:t xml:space="preserve">Proposta Comercial — Plano Parceiro</w:t>
-      </w:r>
-    </w:p>
-    <w:p>
-      <w:pPr>
-        <w:spacing w:after="140" w:before="0"/>
-        <w:jc w:val="center"/>
-      </w:pPr>
-      <w:r>
-        <w:rPr>
-          <w:rFonts w:ascii="Arial" w:cs="Arial" w:eastAsia="Arial" w:hAnsi="Arial"/>
-          <w:b/>
-          <w:bCs/>
-          <w:color w:val="1A2E28"/>
-          <w:sz w:val="22"/>
-          <w:szCs w:val="22"/>
-        </w:rPr>
-        <w:t xml:space="preserve">Proposta nº</w:t>
-      </w:r>
-      <w:r>
-        <w:rPr>
-          <w:rFonts w:ascii="Arial" w:cs="Arial" w:eastAsia="Arial" w:hAnsi="Arial"/>
-          <w:color w:val="5A6B66"/>
-          <w:sz w:val="22"/>
-          <w:szCs w:val="22"/>
-        </w:rPr>
-        <w:t xml:space="preserve"> </w:t>
-      </w:r>
-      <w:r>
-        <w:rPr>
-          <w:rFonts w:ascii="Arial" w:cs="Arial" w:eastAsia="Arial" w:hAnsi="Arial"/>
-          <w:color w:val="5A6B66"/>
-          <w:sz w:val="22"/>
-          <w:szCs w:val="22"/>
-        </w:rPr>
-        <w:t xml:space="preserve"> </w:t>
-      </w:r>
-      <w:r>
-        <w:rPr>
-          <w:rFonts w:ascii="Arial" w:cs="Arial" w:eastAsia="Arial" w:hAnsi="Arial"/>
-          <w:b/>
-          <w:bCs/>
-          <w:color w:val="1A2E28"/>
-          <w:sz w:val="22"/>
-          <w:szCs w:val="22"/>
-        </w:rPr>
-        <w:t xml:space="preserve">/2026</w:t>
-      </w:r>
-    </w:p>
-    <w:p>
-      <w:pPr>
-        <w:spacing w:after="140" w:before="0"/>
-        <w:jc w:val="center"/>
-      </w:pPr>
-      <w:r>
-        <w:rPr>
-          <w:rFonts w:ascii="Arial" w:cs="Arial" w:eastAsia="Arial" w:hAnsi="Arial"/>
-          <w:b/>
-          <w:bCs/>
-          <w:color w:val="1A2E28"/>
-          <w:sz w:val="22"/>
-          <w:szCs w:val="22"/>
-        </w:rPr>
-        <w:t xml:space="preserve">Imbituba, Santa Catarina</w:t>
+        <w:t xml:space="preserve">2. O problema que resolvemos</w:t>
+      </w:r>
+    </w:p>
+    <w:p>
+      <w:pPr>
+        <w:spacing w:after="140" w:before="0"/>
+      </w:pPr>
+      <w:r>
+        <w:rPr>
+          <w:rFonts w:ascii="Arial" w:cs="Arial" w:eastAsia="Arial" w:hAnsi="Arial"/>
+          <w:color w:val="5A6B66"/>
+          <w:sz w:val="22"/>
+          <w:szCs w:val="22"/>
+        </w:rPr>
+        <w:t xml:space="preserve">O turista chega em Imbituba sem conhecer a cidade e pergunta no celular: </w:t>
+      </w:r>
+      <w:r>
+        <w:rPr>
+          <w:rFonts w:ascii="Arial" w:cs="Arial" w:eastAsia="Arial" w:hAnsi="Arial"/>
+          <w:i/>
+          <w:iCs/>
+          <w:color w:val="5A6B66"/>
+          <w:sz w:val="22"/>
+          <w:szCs w:val="22"/>
+        </w:rPr>
+        <w:t xml:space="preserve">“onde comer?”</w:t>
+      </w:r>
+      <w:r>
+        <w:rPr>
+          <w:rFonts w:ascii="Arial" w:cs="Arial" w:eastAsia="Arial" w:hAnsi="Arial"/>
+          <w:color w:val="5A6B66"/>
+          <w:sz w:val="22"/>
+          <w:szCs w:val="22"/>
+        </w:rPr>
+        <w:t xml:space="preserve">, </w:t>
+      </w:r>
+      <w:r>
+        <w:rPr>
+          <w:rFonts w:ascii="Arial" w:cs="Arial" w:eastAsia="Arial" w:hAnsi="Arial"/>
+          <w:i/>
+          <w:iCs/>
+          <w:color w:val="5A6B66"/>
+          <w:sz w:val="22"/>
+          <w:szCs w:val="22"/>
+        </w:rPr>
+        <w:t xml:space="preserve">“onde ficar?”</w:t>
+      </w:r>
+      <w:r>
+        <w:rPr>
+          <w:rFonts w:ascii="Arial" w:cs="Arial" w:eastAsia="Arial" w:hAnsi="Arial"/>
+          <w:color w:val="5A6B66"/>
+          <w:sz w:val="22"/>
+          <w:szCs w:val="22"/>
+        </w:rPr>
+        <w:t xml:space="preserve">, </w:t>
+      </w:r>
+      <w:r>
+        <w:rPr>
+          <w:rFonts w:ascii="Arial" w:cs="Arial" w:eastAsia="Arial" w:hAnsi="Arial"/>
+          <w:i/>
+          <w:iCs/>
+          <w:color w:val="5A6B66"/>
+          <w:sz w:val="22"/>
+          <w:szCs w:val="22"/>
+        </w:rPr>
+        <w:t xml:space="preserve">“o que fazer agora?”</w:t>
+      </w:r>
+      <w:r>
+        <w:rPr>
+          <w:rFonts w:ascii="Arial" w:cs="Arial" w:eastAsia="Arial" w:hAnsi="Arial"/>
+          <w:color w:val="5A6B66"/>
+          <w:sz w:val="22"/>
+          <w:szCs w:val="22"/>
+        </w:rPr>
+        <w:t xml:space="preserve">. Ao mesmo tempo, restaurantes, pousadas e comércios locais competem com listas genéricas da internet e perdem a chance de serem vistos no momento da decisão.</w:t>
+      </w:r>
+    </w:p>
+    <w:p>
+      <w:pPr>
+        <w:spacing w:after="140" w:before="0"/>
+      </w:pPr>
+      <w:r>
+        <w:rPr>
+          <w:rFonts w:ascii="Arial" w:cs="Arial" w:eastAsia="Arial" w:hAnsi="Arial"/>
+          <w:color w:val="5A6B66"/>
+          <w:sz w:val="22"/>
+          <w:szCs w:val="22"/>
+        </w:rPr>
+        <w:t xml:space="preserve">O Guia de Bolso coloca o seu negócio </w:t>
+      </w:r>
+      <w:r>
+        <w:rPr>
+          <w:rFonts w:ascii="Arial" w:cs="Arial" w:eastAsia="Arial" w:hAnsi="Arial"/>
+          <w:b/>
+          <w:bCs/>
+          <w:color w:val="1A2E28"/>
+          <w:sz w:val="22"/>
+          <w:szCs w:val="22"/>
+        </w:rPr>
+        <w:t xml:space="preserve">no lugar onde essa decisão acontece</w:t>
+      </w:r>
+      <w:r>
+        <w:rPr>
+          <w:rFonts w:ascii="Arial" w:cs="Arial" w:eastAsia="Arial" w:hAnsi="Arial"/>
+          <w:color w:val="5A6B66"/>
+          <w:sz w:val="22"/>
+          <w:szCs w:val="22"/>
+        </w:rPr>
+        <w:t xml:space="preserve"> — no bolso do turista, com informação local, confiável e atualizada.</w:t>
       </w:r>
     </w:p>
     <w:p>
@@ -1063,552 +889,7 @@
     </w:p>
     <w:p>
       <w:pPr>
-        <w:spacing w:after="140" w:before="0"/>
-        <w:jc w:val="center"/>
-      </w:pPr>
-      <w:r>
-        <w:rPr>
-          <w:rFonts w:ascii="Arial" w:cs="Arial" w:eastAsia="Arial" w:hAnsi="Arial"/>
-          <w:b/>
-          <w:bCs/>
-          <w:color w:val="1A2E28"/>
-          <w:sz w:val="22"/>
-          <w:szCs w:val="22"/>
-        </w:rPr>
-        <w:t xml:space="preserve">Estabelecimento:</w:t>
-      </w:r>
-      <w:r>
-        <w:rPr>
-          <w:rFonts w:ascii="Arial" w:cs="Arial" w:eastAsia="Arial" w:hAnsi="Arial"/>
-          <w:color w:val="5A6B66"/>
-          <w:sz w:val="22"/>
-          <w:szCs w:val="22"/>
-        </w:rPr>
-        <w:t xml:space="preserve"> </w:t>
-      </w:r>
-    </w:p>
-    <w:p>
-      <w:pPr>
-        <w:spacing w:after="140" w:before="0"/>
-        <w:jc w:val="center"/>
-      </w:pPr>
-      <w:r>
-        <w:rPr>
-          <w:rFonts w:ascii="Arial" w:cs="Arial" w:eastAsia="Arial" w:hAnsi="Arial"/>
-          <w:b/>
-          <w:bCs/>
-          <w:color w:val="1A2E28"/>
-          <w:sz w:val="22"/>
-          <w:szCs w:val="22"/>
-        </w:rPr>
-        <w:t xml:space="preserve">Data:</w:t>
-      </w:r>
-      <w:r>
-        <w:rPr>
-          <w:rFonts w:ascii="Arial" w:cs="Arial" w:eastAsia="Arial" w:hAnsi="Arial"/>
-          <w:color w:val="5A6B66"/>
-          <w:sz w:val="22"/>
-          <w:szCs w:val="22"/>
-        </w:rPr>
-        <w:t xml:space="preserve"> </w:t>
-      </w:r>
-      <w:r>
-        <w:rPr>
-          <w:rFonts w:ascii="Arial" w:cs="Arial" w:eastAsia="Arial" w:hAnsi="Arial"/>
-          <w:sz w:val="22"/>
-          <w:szCs w:val="22"/>
-          <w:u w:val="single"/>
-        </w:rPr>
-        <w:t xml:space="preserve"> / </w:t>
-      </w:r>
-      <w:r>
-        <w:rPr>
-          <w:rFonts w:ascii="Arial" w:cs="Arial" w:eastAsia="Arial" w:hAnsi="Arial"/>
-          <w:sz w:val="22"/>
-          <w:szCs w:val="22"/>
-          <w:u w:val="single"/>
-        </w:rPr>
-        <w:t xml:space="preserve"> / </w:t>
-      </w:r>
-    </w:p>
-    <w:p>
-      <w:pPr>
-        <w:spacing w:after="140" w:before="0"/>
-        <w:jc w:val="center"/>
-      </w:pPr>
-      <w:r>
-        <w:rPr>
-          <w:rFonts w:ascii="Arial" w:cs="Arial" w:eastAsia="Arial" w:hAnsi="Arial"/>
-          <w:b/>
-          <w:bCs/>
-          <w:color w:val="1A2E28"/>
-          <w:sz w:val="22"/>
-          <w:szCs w:val="22"/>
-        </w:rPr>
-        <w:t xml:space="preserve">Validade desta proposta:</w:t>
-      </w:r>
-      <w:r>
-        <w:rPr>
-          <w:rFonts w:ascii="Arial" w:cs="Arial" w:eastAsia="Arial" w:hAnsi="Arial"/>
-          <w:color w:val="5A6B66"/>
-          <w:sz w:val="22"/>
-          <w:szCs w:val="22"/>
-        </w:rPr>
-        <w:t xml:space="preserve"> 30 dias a partir da data acima</w:t>
-      </w:r>
-    </w:p>
-    <w:p>
-      <w:pPr>
-        <w:pBdr>
-          <w:bottom w:val="single" w:color="1A4A3A" w:sz="6"/>
-        </w:pBdr>
-        <w:spacing w:after="200" w:before="200"/>
-      </w:pPr>
-    </w:p>
-    <w:p>
-      <w:pPr>
         <w:pStyle w:val="Heading2"/>
-        <w:shd w:fill="F0F4F3" w:val="clear"/>
-        <w:spacing w:after="140" w:before="240"/>
-      </w:pPr>
-      <w:r>
-        <w:rPr>
-          <w:rFonts w:ascii="Arial" w:cs="Arial" w:eastAsia="Arial" w:hAnsi="Arial"/>
-          <w:b/>
-          <w:bCs/>
-          <w:color w:val="1A4A3A"/>
-          <w:sz w:val="26"/>
-          <w:szCs w:val="26"/>
-        </w:rPr>
-        <w:t xml:space="preserve">1. Sobre o Guia de Bolso</w:t>
-      </w:r>
-    </w:p>
-    <w:p>
-      <w:pPr>
-        <w:spacing w:after="140" w:before="0"/>
-      </w:pPr>
-      <w:r>
-        <w:rPr>
-          <w:rFonts w:ascii="Arial" w:cs="Arial" w:eastAsia="Arial" w:hAnsi="Arial"/>
-          <w:color w:val="5A6B66"/>
-          <w:sz w:val="22"/>
-          <w:szCs w:val="22"/>
-        </w:rPr>
-        <w:t xml:space="preserve">O </w:t>
-      </w:r>
-      <w:r>
-        <w:rPr>
-          <w:rFonts w:ascii="Arial" w:cs="Arial" w:eastAsia="Arial" w:hAnsi="Arial"/>
-          <w:b/>
-          <w:bCs/>
-          <w:color w:val="1A2E28"/>
-          <w:sz w:val="22"/>
-          <w:szCs w:val="22"/>
-        </w:rPr>
-        <w:t xml:space="preserve">Guia de Bolso</w:t>
-      </w:r>
-      <w:r>
-        <w:rPr>
-          <w:rFonts w:ascii="Arial" w:cs="Arial" w:eastAsia="Arial" w:hAnsi="Arial"/>
-          <w:color w:val="5A6B66"/>
-          <w:sz w:val="22"/>
-          <w:szCs w:val="22"/>
-        </w:rPr>
-        <w:t xml:space="preserve"> é o guia turístico digital de </w:t>
-      </w:r>
-      <w:r>
-        <w:rPr>
-          <w:rFonts w:ascii="Arial" w:cs="Arial" w:eastAsia="Arial" w:hAnsi="Arial"/>
-          <w:b/>
-          <w:bCs/>
-          <w:color w:val="1A2E28"/>
-          <w:sz w:val="22"/>
-          <w:szCs w:val="22"/>
-        </w:rPr>
-        <w:t xml:space="preserve">Imbituba e região</w:t>
-      </w:r>
-      <w:r>
-        <w:rPr>
-          <w:rFonts w:ascii="Arial" w:cs="Arial" w:eastAsia="Arial" w:hAnsi="Arial"/>
-          <w:color w:val="5A6B66"/>
-          <w:sz w:val="22"/>
-          <w:szCs w:val="22"/>
-        </w:rPr>
-        <w:t xml:space="preserve"> (Praia do Rosa, litoral sul de Santa Catarina). O aplicativo e o site </w:t>
-      </w:r>
-      <w:r>
-        <w:rPr>
-          <w:rFonts w:ascii="Arial" w:cs="Arial" w:eastAsia="Arial" w:hAnsi="Arial"/>
-          <w:b/>
-          <w:bCs/>
-          <w:color w:val="1A2E28"/>
-          <w:sz w:val="22"/>
-          <w:szCs w:val="22"/>
-        </w:rPr>
-        <w:t xml:space="preserve">guiadebolso.app</w:t>
-      </w:r>
-      <w:r>
-        <w:rPr>
-          <w:rFonts w:ascii="Arial" w:cs="Arial" w:eastAsia="Arial" w:hAnsi="Arial"/>
-          <w:color w:val="5A6B66"/>
-          <w:sz w:val="22"/>
-          <w:szCs w:val="22"/>
-        </w:rPr>
-        <w:t xml:space="preserve"> ajudam moradores e visitantes a descobrir praias, restaurantes, pousadas, trilhas, serviços e atrativos locais — com busca por linguagem natural, rotas, mapas e curadoria feita por quem conhece a cidade.</w:t>
-      </w:r>
-    </w:p>
-    <w:p>
-      <w:pPr>
-        <w:spacing w:after="140" w:before="0"/>
-      </w:pPr>
-      <w:r>
-        <w:rPr>
-          <w:rFonts w:ascii="Arial" w:cs="Arial" w:eastAsia="Arial" w:hAnsi="Arial"/>
-          <w:color w:val="5A6B66"/>
-          <w:sz w:val="22"/>
-          <w:szCs w:val="22"/>
-        </w:rPr>
-        <w:t xml:space="preserve">O app é </w:t>
-      </w:r>
-      <w:r>
-        <w:rPr>
-          <w:rFonts w:ascii="Arial" w:cs="Arial" w:eastAsia="Arial" w:hAnsi="Arial"/>
-          <w:b/>
-          <w:bCs/>
-          <w:color w:val="1A2E28"/>
-          <w:sz w:val="22"/>
-          <w:szCs w:val="22"/>
-        </w:rPr>
-        <w:t xml:space="preserve">gratuito para turistas</w:t>
-      </w:r>
-      <w:r>
-        <w:rPr>
-          <w:rFonts w:ascii="Arial" w:cs="Arial" w:eastAsia="Arial" w:hAnsi="Arial"/>
-          <w:color w:val="5A6B66"/>
-          <w:sz w:val="22"/>
-          <w:szCs w:val="22"/>
-        </w:rPr>
-        <w:t xml:space="preserve">. Estabelecimentos comerciais entram pelo </w:t>
-      </w:r>
-      <w:r>
-        <w:rPr>
-          <w:rFonts w:ascii="Arial" w:cs="Arial" w:eastAsia="Arial" w:hAnsi="Arial"/>
-          <w:b/>
-          <w:bCs/>
-          <w:color w:val="1A2E28"/>
-          <w:sz w:val="22"/>
-          <w:szCs w:val="22"/>
-        </w:rPr>
-        <w:t xml:space="preserve">Plano Parceiro</w:t>
-      </w:r>
-      <w:r>
-        <w:rPr>
-          <w:rFonts w:ascii="Arial" w:cs="Arial" w:eastAsia="Arial" w:hAnsi="Arial"/>
-          <w:color w:val="5A6B66"/>
-          <w:sz w:val="22"/>
-          <w:szCs w:val="22"/>
-        </w:rPr>
-        <w:t xml:space="preserve">, com visibilidade premium no guia.</w:t>
-      </w:r>
-    </w:p>
-    <w:p>
-      <w:pPr>
-        <w:spacing w:after="140" w:before="0"/>
-      </w:pPr>
-      <w:r>
-        <w:rPr>
-          <w:rFonts w:ascii="Arial" w:cs="Arial" w:eastAsia="Arial" w:hAnsi="Arial"/>
-          <w:b/>
-          <w:bCs/>
-          <w:color w:val="1A2E28"/>
-          <w:sz w:val="22"/>
-          <w:szCs w:val="22"/>
-        </w:rPr>
-        <w:t xml:space="preserve">Nome fantasia:</w:t>
-      </w:r>
-      <w:r>
-        <w:rPr>
-          <w:rFonts w:ascii="Arial" w:cs="Arial" w:eastAsia="Arial" w:hAnsi="Arial"/>
-          <w:color w:val="5A6B66"/>
-          <w:sz w:val="22"/>
-          <w:szCs w:val="22"/>
-        </w:rPr>
-        <w:t xml:space="preserve"> Guia de Bolso</w:t>
-      </w:r>
-    </w:p>
-    <w:p>
-      <w:pPr>
-        <w:spacing w:after="140" w:before="0"/>
-      </w:pPr>
-      <w:r>
-        <w:rPr>
-          <w:rFonts w:ascii="Arial" w:cs="Arial" w:eastAsia="Arial" w:hAnsi="Arial"/>
-          <w:b/>
-          <w:bCs/>
-          <w:color w:val="1A2E28"/>
-          <w:sz w:val="22"/>
-          <w:szCs w:val="22"/>
-        </w:rPr>
-        <w:t xml:space="preserve">Operado por:</w:t>
-      </w:r>
-      <w:r>
-        <w:rPr>
-          <w:rFonts w:ascii="Arial" w:cs="Arial" w:eastAsia="Arial" w:hAnsi="Arial"/>
-          <w:color w:val="5A6B66"/>
-          <w:sz w:val="22"/>
-          <w:szCs w:val="22"/>
-        </w:rPr>
-        <w:t xml:space="preserve"> </w:t>
-      </w:r>
-      <w:r>
-        <w:rPr>
-          <w:rFonts w:ascii="Arial" w:cs="Arial" w:eastAsia="Arial" w:hAnsi="Arial"/>
-          <w:color w:val="5A6B66"/>
-          <w:sz w:val="22"/>
-          <w:szCs w:val="22"/>
-        </w:rPr>
-        <w:t xml:space="preserve">RAZÃO SOCIAL</w:t>
-      </w:r>
-      <w:r>
-        <w:rPr>
-          <w:rFonts w:ascii="Arial" w:cs="Arial" w:eastAsia="Arial" w:hAnsi="Arial"/>
-          <w:color w:val="5A6B66"/>
-          <w:sz w:val="22"/>
-          <w:szCs w:val="22"/>
-        </w:rPr>
-        <w:t xml:space="preserve">, LTDA — CNPJ 40.534.524/0001-87</w:t>
-      </w:r>
-    </w:p>
-    <w:p>
-      <w:pPr>
-        <w:spacing w:after="140" w:before="0"/>
-      </w:pPr>
-      <w:r>
-        <w:rPr>
-          <w:rFonts w:ascii="Arial" w:cs="Arial" w:eastAsia="Arial" w:hAnsi="Arial"/>
-          <w:b/>
-          <w:bCs/>
-          <w:color w:val="1A2E28"/>
-          <w:sz w:val="22"/>
-          <w:szCs w:val="22"/>
-        </w:rPr>
-        <w:t xml:space="preserve">Equipe:</w:t>
-      </w:r>
-      <w:r>
-        <w:rPr>
-          <w:rFonts w:ascii="Arial" w:cs="Arial" w:eastAsia="Arial" w:hAnsi="Arial"/>
-          <w:color w:val="5A6B66"/>
-          <w:sz w:val="22"/>
-          <w:szCs w:val="22"/>
-        </w:rPr>
-        <w:t xml:space="preserve"> </w:t>
-      </w:r>
-      <w:r>
-        <w:rPr>
-          <w:rFonts w:ascii="Arial" w:cs="Arial" w:eastAsia="Arial" w:hAnsi="Arial"/>
-          <w:color w:val="5A6B66"/>
-          <w:sz w:val="22"/>
-          <w:szCs w:val="22"/>
-        </w:rPr>
-        <w:t xml:space="preserve">NOME DA CEO / REPRESENTANTE LEGAL</w:t>
-      </w:r>
-      <w:r>
-        <w:rPr>
-          <w:rFonts w:ascii="Arial" w:cs="Arial" w:eastAsia="Arial" w:hAnsi="Arial"/>
-          <w:color w:val="5A6B66"/>
-          <w:sz w:val="22"/>
-          <w:szCs w:val="22"/>
-        </w:rPr>
-        <w:t xml:space="preserve"> — Gestão e relacionamento · Bruno de Souza Disliler — Desenvolvimento e produto</w:t>
-      </w:r>
-    </w:p>
-    <w:p>
-      <w:pPr>
-        <w:spacing w:after="140" w:before="0"/>
-      </w:pPr>
-      <w:r>
-        <w:rPr>
-          <w:rFonts w:ascii="Arial" w:cs="Arial" w:eastAsia="Arial" w:hAnsi="Arial"/>
-          <w:i/>
-          <w:iCs/>
-          <w:color w:val="5A6B66"/>
-          <w:sz w:val="22"/>
-          <w:szCs w:val="22"/>
-        </w:rPr>
-        <w:t xml:space="preserve">Projeto desenvolvido em Imbituba com apoio da Prefeitura de Imbituba na divulgação do turismo local.</w:t>
-      </w:r>
-    </w:p>
-    <w:p>
-      <w:pPr>
-        <w:spacing w:after="140" w:before="0"/>
-      </w:pPr>
-      <w:r>
-        <w:rPr>
-          <w:rFonts w:ascii="Arial" w:cs="Arial" w:eastAsia="Arial" w:hAnsi="Arial"/>
-          <w:color w:val="5A6B66"/>
-          <w:sz w:val="22"/>
-          <w:szCs w:val="22"/>
-        </w:rPr>
-        <w:t xml:space="preserve">¹ </w:t>
-      </w:r>
-      <w:r>
-        <w:rPr>
-          <w:rFonts w:ascii="Arial" w:cs="Arial" w:eastAsia="Arial" w:hAnsi="Arial"/>
-          <w:i/>
-          <w:iCs/>
-          <w:color w:val="5A6B66"/>
-          <w:sz w:val="22"/>
-          <w:szCs w:val="22"/>
-        </w:rPr>
-        <w:t xml:space="preserve">O termo “apoio” refere-se a incentivo e divulgação institucional, sem caracterizar vínculo empregatício, representação oficial ou gestão pública do aplicativo.</w:t>
-      </w:r>
-    </w:p>
-    <w:p>
-      <w:pPr>
-        <w:pBdr>
-          <w:bottom w:val="single" w:color="1A4A3A" w:sz="6"/>
-        </w:pBdr>
-        <w:spacing w:after="200" w:before="200"/>
-      </w:pPr>
-    </w:p>
-    <w:p>
-      <w:pPr>
-        <w:pStyle w:val="Heading2"/>
-        <w:shd w:fill="F0F4F3" w:val="clear"/>
-        <w:spacing w:after="140" w:before="240"/>
-      </w:pPr>
-      <w:r>
-        <w:rPr>
-          <w:rFonts w:ascii="Arial" w:cs="Arial" w:eastAsia="Arial" w:hAnsi="Arial"/>
-          <w:b/>
-          <w:bCs/>
-          <w:color w:val="1A4A3A"/>
-          <w:sz w:val="26"/>
-          <w:szCs w:val="26"/>
-        </w:rPr>
-        <w:t xml:space="preserve">2. O problema que resolvemos</w:t>
-      </w:r>
-    </w:p>
-    <w:p>
-      <w:pPr>
-        <w:spacing w:after="140" w:before="0"/>
-      </w:pPr>
-      <w:r>
-        <w:rPr>
-          <w:rFonts w:ascii="Arial" w:cs="Arial" w:eastAsia="Arial" w:hAnsi="Arial"/>
-          <w:color w:val="5A6B66"/>
-          <w:sz w:val="22"/>
-          <w:szCs w:val="22"/>
-        </w:rPr>
-        <w:t xml:space="preserve">O turista chega em Imbituba sem conhecer a cidade e pergunta no celular: </w:t>
-      </w:r>
-      <w:r>
-        <w:rPr>
-          <w:rFonts w:ascii="Arial" w:cs="Arial" w:eastAsia="Arial" w:hAnsi="Arial"/>
-          <w:i/>
-          <w:iCs/>
-          <w:color w:val="5A6B66"/>
-          <w:sz w:val="22"/>
-          <w:szCs w:val="22"/>
-        </w:rPr>
-        <w:t xml:space="preserve">“onde comer?”</w:t>
-      </w:r>
-      <w:r>
-        <w:rPr>
-          <w:rFonts w:ascii="Arial" w:cs="Arial" w:eastAsia="Arial" w:hAnsi="Arial"/>
-          <w:color w:val="5A6B66"/>
-          <w:sz w:val="22"/>
-          <w:szCs w:val="22"/>
-        </w:rPr>
-        <w:t xml:space="preserve">, </w:t>
-      </w:r>
-      <w:r>
-        <w:rPr>
-          <w:rFonts w:ascii="Arial" w:cs="Arial" w:eastAsia="Arial" w:hAnsi="Arial"/>
-          <w:i/>
-          <w:iCs/>
-          <w:color w:val="5A6B66"/>
-          <w:sz w:val="22"/>
-          <w:szCs w:val="22"/>
-        </w:rPr>
-        <w:t xml:space="preserve">“onde ficar?”</w:t>
-      </w:r>
-      <w:r>
-        <w:rPr>
-          <w:rFonts w:ascii="Arial" w:cs="Arial" w:eastAsia="Arial" w:hAnsi="Arial"/>
-          <w:color w:val="5A6B66"/>
-          <w:sz w:val="22"/>
-          <w:szCs w:val="22"/>
-        </w:rPr>
-        <w:t xml:space="preserve">, </w:t>
-      </w:r>
-      <w:r>
-        <w:rPr>
-          <w:rFonts w:ascii="Arial" w:cs="Arial" w:eastAsia="Arial" w:hAnsi="Arial"/>
-          <w:i/>
-          <w:iCs/>
-          <w:color w:val="5A6B66"/>
-          <w:sz w:val="22"/>
-          <w:szCs w:val="22"/>
-        </w:rPr>
-        <w:t xml:space="preserve">“o que fazer agora?”</w:t>
-      </w:r>
-      <w:r>
-        <w:rPr>
-          <w:rFonts w:ascii="Arial" w:cs="Arial" w:eastAsia="Arial" w:hAnsi="Arial"/>
-          <w:color w:val="5A6B66"/>
-          <w:sz w:val="22"/>
-          <w:szCs w:val="22"/>
-        </w:rPr>
-        <w:t xml:space="preserve">. Ao mesmo tempo, restaurantes, pousadas e comércios locais competem com listas genéricas da internet e perdem a chance de serem vistos no momento da decisão.</w:t>
-      </w:r>
-    </w:p>
-    <w:p>
-      <w:pPr>
-        <w:spacing w:after="140" w:before="0"/>
-      </w:pPr>
-      <w:r>
-        <w:rPr>
-          <w:rFonts w:ascii="Arial" w:cs="Arial" w:eastAsia="Arial" w:hAnsi="Arial"/>
-          <w:color w:val="5A6B66"/>
-          <w:sz w:val="22"/>
-          <w:szCs w:val="22"/>
-        </w:rPr>
-        <w:t xml:space="preserve">O Guia de Bolso coloca o seu negócio </w:t>
-      </w:r>
-      <w:r>
-        <w:rPr>
-          <w:rFonts w:ascii="Arial" w:cs="Arial" w:eastAsia="Arial" w:hAnsi="Arial"/>
-          <w:b/>
-          <w:bCs/>
-          <w:color w:val="1A2E28"/>
-          <w:sz w:val="22"/>
-          <w:szCs w:val="22"/>
-        </w:rPr>
-        <w:t xml:space="preserve">no lugar onde essa decisão acontece</w:t>
-      </w:r>
-      <w:r>
-        <w:rPr>
-          <w:rFonts w:ascii="Arial" w:cs="Arial" w:eastAsia="Arial" w:hAnsi="Arial"/>
-          <w:color w:val="5A6B66"/>
-          <w:sz w:val="22"/>
-          <w:szCs w:val="22"/>
-        </w:rPr>
-        <w:t xml:space="preserve"> — no bolso do turista, com informação local, confiável e atualizada.</w:t>
-      </w:r>
-    </w:p>
-    <w:p>
-      <w:pPr>
-        <w:pBdr>
-          <w:bottom w:val="single" w:color="1A4A3A" w:sz="6"/>
-        </w:pBdr>
-        <w:spacing w:after="200" w:before="200"/>
-      </w:pPr>
-    </w:p>
-    <w:p>
-      <w:pPr>
-        <w:pStyle w:val="Heading2"/>
-        <w:shd w:fill="F0F4F3" w:val="clear"/>
         <w:spacing w:after="140" w:before="240"/>
       </w:pPr>
       <w:r>
@@ -1652,15 +933,17 @@
             <w:vAlign w:val="center"/>
           </w:tcPr>
           <w:p>
+            <w:pPr>
+              <w:spacing w:after="40" w:before="40"/>
+            </w:pPr>
             <w:r>
               <w:rPr>
                 <w:rFonts w:ascii="Arial" w:cs="Arial" w:eastAsia="Arial" w:hAnsi="Arial"/>
-                <w:b/>
-                <w:bCs/>
-                <w:color w:val="1A4A3A"/>
-                <w:sz w:val="20"/>
-                <w:szCs w:val="20"/>
+                <w:color w:val="5A6B66"/>
+                <w:sz w:val="22"/>
+                <w:szCs w:val="22"/>
               </w:rPr>
+              <w:t xml:space="preserve">Canal no app</w:t>
             </w:r>
           </w:p>
         </w:tc>
@@ -1676,15 +959,17 @@
             <w:vAlign w:val="center"/>
           </w:tcPr>
           <w:p>
+            <w:pPr>
+              <w:spacing w:after="40" w:before="40"/>
+            </w:pPr>
             <w:r>
               <w:rPr>
                 <w:rFonts w:ascii="Arial" w:cs="Arial" w:eastAsia="Arial" w:hAnsi="Arial"/>
-                <w:b/>
-                <w:bCs/>
-                <w:color w:val="1A4A3A"/>
-                <w:sz w:val="20"/>
-                <w:szCs w:val="20"/>
+                <w:color w:val="5A6B66"/>
+                <w:sz w:val="22"/>
+                <w:szCs w:val="22"/>
               </w:rPr>
+              <w:t xml:space="preserve">O que o parceiro ganha</w:t>
             </w:r>
           </w:p>
         </w:tc>
@@ -1701,15 +986,17 @@
             <w:vAlign w:val="center"/>
           </w:tcPr>
           <w:p>
+            <w:pPr>
+              <w:spacing w:after="40" w:before="40"/>
+            </w:pPr>
             <w:r>
               <w:rPr>
                 <w:rFonts w:ascii="Arial" w:cs="Arial" w:eastAsia="Arial" w:hAnsi="Arial"/>
-                <w:b/>
-                <w:bCs/>
                 <w:color w:val="5A6B66"/>
-                <w:sz w:val="20"/>
-                <w:szCs w:val="20"/>
+                <w:sz w:val="22"/>
+                <w:szCs w:val="22"/>
               </w:rPr>
+              <w:t xml:space="preserve">Carrossel na home</w:t>
             </w:r>
           </w:p>
         </w:tc>
@@ -1724,15 +1011,17 @@
             <w:vAlign w:val="center"/>
           </w:tcPr>
           <w:p>
+            <w:pPr>
+              <w:spacing w:after="40" w:before="40"/>
+            </w:pPr>
             <w:r>
               <w:rPr>
                 <w:rFonts w:ascii="Arial" w:cs="Arial" w:eastAsia="Arial" w:hAnsi="Arial"/>
-                <w:b w:val="false"/>
-                <w:bCs w:val="false"/>
                 <w:color w:val="5A6B66"/>
-                <w:sz w:val="20"/>
-                <w:szCs w:val="20"/>
+                <w:sz w:val="22"/>
+                <w:szCs w:val="22"/>
               </w:rPr>
+              <w:t xml:space="preserve">Destaque na seção “Parceiros do Guia” — primeira tela do app</w:t>
             </w:r>
           </w:p>
         </w:tc>
@@ -1749,15 +1038,17 @@
             <w:vAlign w:val="center"/>
           </w:tcPr>
           <w:p>
+            <w:pPr>
+              <w:spacing w:after="40" w:before="40"/>
+            </w:pPr>
             <w:r>
               <w:rPr>
                 <w:rFonts w:ascii="Arial" w:cs="Arial" w:eastAsia="Arial" w:hAnsi="Arial"/>
-                <w:b/>
-                <w:bCs/>
                 <w:color w:val="5A6B66"/>
-                <w:sz w:val="20"/>
-                <w:szCs w:val="20"/>
+                <w:sz w:val="22"/>
+                <w:szCs w:val="22"/>
               </w:rPr>
+              <w:t xml:space="preserve">Categorias e busca</w:t>
             </w:r>
           </w:p>
         </w:tc>
@@ -1772,15 +1063,17 @@
             <w:vAlign w:val="center"/>
           </w:tcPr>
           <w:p>
+            <w:pPr>
+              <w:spacing w:after="40" w:before="40"/>
+            </w:pPr>
             <w:r>
               <w:rPr>
                 <w:rFonts w:ascii="Arial" w:cs="Arial" w:eastAsia="Arial" w:hAnsi="Arial"/>
-                <w:b w:val="false"/>
-                <w:bCs w:val="false"/>
                 <w:color w:val="5A6B66"/>
-                <w:sz w:val="20"/>
-                <w:szCs w:val="20"/>
+                <w:sz w:val="22"/>
+                <w:szCs w:val="22"/>
               </w:rPr>
+              <w:t xml:space="preserve">Presença quando o turista filtra por tipo de lugar</w:t>
             </w:r>
           </w:p>
         </w:tc>
@@ -1797,15 +1090,17 @@
             <w:vAlign w:val="center"/>
           </w:tcPr>
           <w:p>
+            <w:pPr>
+              <w:spacing w:after="40" w:before="40"/>
+            </w:pPr>
             <w:r>
               <w:rPr>
                 <w:rFonts w:ascii="Arial" w:cs="Arial" w:eastAsia="Arial" w:hAnsi="Arial"/>
-                <w:b/>
-                <w:bCs/>
                 <w:color w:val="5A6B66"/>
-                <w:sz w:val="20"/>
-                <w:szCs w:val="20"/>
+                <w:sz w:val="22"/>
+                <w:szCs w:val="22"/>
               </w:rPr>
+              <w:t xml:space="preserve">Busca com IA</w:t>
             </w:r>
           </w:p>
         </w:tc>
@@ -1820,15 +1115,17 @@
             <w:vAlign w:val="center"/>
           </w:tcPr>
           <w:p>
+            <w:pPr>
+              <w:spacing w:after="40" w:before="40"/>
+            </w:pPr>
             <w:r>
               <w:rPr>
                 <w:rFonts w:ascii="Arial" w:cs="Arial" w:eastAsia="Arial" w:hAnsi="Arial"/>
-                <w:b w:val="false"/>
-                <w:bCs w:val="false"/>
                 <w:color w:val="5A6B66"/>
-                <w:sz w:val="20"/>
-                <w:szCs w:val="20"/>
+                <w:sz w:val="22"/>
+                <w:szCs w:val="22"/>
               </w:rPr>
+              <w:t xml:space="preserve">Prioridade quando o turista descreve o que procura em linguagem natural</w:t>
             </w:r>
           </w:p>
         </w:tc>
@@ -1845,15 +1142,17 @@
             <w:vAlign w:val="center"/>
           </w:tcPr>
           <w:p>
+            <w:pPr>
+              <w:spacing w:after="40" w:before="40"/>
+            </w:pPr>
             <w:r>
               <w:rPr>
                 <w:rFonts w:ascii="Arial" w:cs="Arial" w:eastAsia="Arial" w:hAnsi="Arial"/>
-                <w:b/>
-                <w:bCs/>
                 <w:color w:val="5A6B66"/>
-                <w:sz w:val="20"/>
-                <w:szCs w:val="20"/>
+                <w:sz w:val="22"/>
+                <w:szCs w:val="22"/>
               </w:rPr>
+              <w:t xml:space="preserve">Perto de você</w:t>
             </w:r>
           </w:p>
         </w:tc>
@@ -1868,15 +1167,17 @@
             <w:vAlign w:val="center"/>
           </w:tcPr>
           <w:p>
+            <w:pPr>
+              <w:spacing w:after="40" w:before="40"/>
+            </w:pPr>
             <w:r>
               <w:rPr>
                 <w:rFonts w:ascii="Arial" w:cs="Arial" w:eastAsia="Arial" w:hAnsi="Arial"/>
-                <w:b w:val="false"/>
-                <w:bCs w:val="false"/>
                 <w:color w:val="5A6B66"/>
-                <w:sz w:val="20"/>
-                <w:szCs w:val="20"/>
+                <w:sz w:val="22"/>
+                <w:szCs w:val="22"/>
               </w:rPr>
+              <w:t xml:space="preserve">Aparece para quem está na região, com distância real e status aberto/fechado</w:t>
             </w:r>
           </w:p>
         </w:tc>
@@ -1893,15 +1194,17 @@
             <w:vAlign w:val="center"/>
           </w:tcPr>
           <w:p>
+            <w:pPr>
+              <w:spacing w:after="40" w:before="40"/>
+            </w:pPr>
             <w:r>
               <w:rPr>
                 <w:rFonts w:ascii="Arial" w:cs="Arial" w:eastAsia="Arial" w:hAnsi="Arial"/>
-                <w:b/>
-                <w:bCs/>
                 <w:color w:val="5A6B66"/>
-                <w:sz w:val="20"/>
-                <w:szCs w:val="20"/>
+                <w:sz w:val="22"/>
+                <w:szCs w:val="22"/>
               </w:rPr>
+              <w:t xml:space="preserve">Roteiros e atrativos</w:t>
             </w:r>
           </w:p>
         </w:tc>
@@ -1916,15 +1219,17 @@
             <w:vAlign w:val="center"/>
           </w:tcPr>
           <w:p>
+            <w:pPr>
+              <w:spacing w:after="40" w:before="40"/>
+            </w:pPr>
             <w:r>
               <w:rPr>
                 <w:rFonts w:ascii="Arial" w:cs="Arial" w:eastAsia="Arial" w:hAnsi="Arial"/>
-                <w:b w:val="false"/>
-                <w:bCs w:val="false"/>
                 <w:color w:val="5A6B66"/>
-                <w:sz w:val="20"/>
-                <w:szCs w:val="20"/>
+                <w:sz w:val="22"/>
+                <w:szCs w:val="22"/>
               </w:rPr>
+              <w:t xml:space="preserve">Integração ao ecossistema de curadoria local validada pela equipe</w:t>
             </w:r>
           </w:p>
         </w:tc>
@@ -1941,15 +1246,17 @@
             <w:vAlign w:val="center"/>
           </w:tcPr>
           <w:p>
+            <w:pPr>
+              <w:spacing w:after="40" w:before="40"/>
+            </w:pPr>
             <w:r>
               <w:rPr>
                 <w:rFonts w:ascii="Arial" w:cs="Arial" w:eastAsia="Arial" w:hAnsi="Arial"/>
-                <w:b/>
-                <w:bCs/>
                 <w:color w:val="5A6B66"/>
-                <w:sz w:val="20"/>
-                <w:szCs w:val="20"/>
+                <w:sz w:val="22"/>
+                <w:szCs w:val="22"/>
               </w:rPr>
+              <w:t xml:space="preserve">QR Code no balcão</w:t>
             </w:r>
           </w:p>
         </w:tc>
@@ -1964,15 +1271,17 @@
             <w:vAlign w:val="center"/>
           </w:tcPr>
           <w:p>
+            <w:pPr>
+              <w:spacing w:after="40" w:before="40"/>
+            </w:pPr>
             <w:r>
               <w:rPr>
                 <w:rFonts w:ascii="Arial" w:cs="Arial" w:eastAsia="Arial" w:hAnsi="Arial"/>
-                <w:b w:val="false"/>
-                <w:bCs w:val="false"/>
                 <w:color w:val="5A6B66"/>
-                <w:sz w:val="20"/>
-                <w:szCs w:val="20"/>
+                <w:sz w:val="22"/>
+                <w:szCs w:val="22"/>
               </w:rPr>
+              <w:t xml:space="preserve">Link direto ao perfil completo — cada scan entra no relatório mensal</w:t>
             </w:r>
           </w:p>
         </w:tc>
@@ -1989,15 +1298,17 @@
             <w:vAlign w:val="center"/>
           </w:tcPr>
           <w:p>
+            <w:pPr>
+              <w:spacing w:after="40" w:before="40"/>
+            </w:pPr>
             <w:r>
               <w:rPr>
                 <w:rFonts w:ascii="Arial" w:cs="Arial" w:eastAsia="Arial" w:hAnsi="Arial"/>
-                <w:b/>
-                <w:bCs/>
                 <w:color w:val="5A6B66"/>
-                <w:sz w:val="20"/>
-                <w:szCs w:val="20"/>
+                <w:sz w:val="22"/>
+                <w:szCs w:val="22"/>
               </w:rPr>
+              <w:t xml:space="preserve">Perfil completo</w:t>
             </w:r>
           </w:p>
         </w:tc>
@@ -2012,15 +1323,17 @@
             <w:vAlign w:val="center"/>
           </w:tcPr>
           <w:p>
+            <w:pPr>
+              <w:spacing w:after="40" w:before="40"/>
+            </w:pPr>
             <w:r>
               <w:rPr>
                 <w:rFonts w:ascii="Arial" w:cs="Arial" w:eastAsia="Arial" w:hAnsi="Arial"/>
-                <w:b w:val="false"/>
-                <w:bCs w:val="false"/>
                 <w:color w:val="5A6B66"/>
-                <w:sz w:val="20"/>
-                <w:szCs w:val="20"/>
+                <w:sz w:val="22"/>
+                <w:szCs w:val="22"/>
               </w:rPr>
+              <w:t xml:space="preserve">Fotos, horários, mapa, Instagram, cardápio, site e botão IR AGORA</w:t>
             </w:r>
           </w:p>
         </w:tc>
@@ -2042,7 +1355,6 @@
     <w:p>
       <w:pPr>
         <w:pStyle w:val="Heading2"/>
-        <w:shd w:fill="F0F4F3" w:val="clear"/>
         <w:spacing w:after="140" w:before="240"/>
       </w:pPr>
       <w:r>
@@ -2744,7 +2056,6 @@
     <w:p>
       <w:pPr>
         <w:pStyle w:val="Heading2"/>
-        <w:shd w:fill="F0F4F3" w:val="clear"/>
         <w:spacing w:after="140" w:before="240"/>
       </w:pPr>
       <w:r>
@@ -2788,15 +2099,17 @@
             <w:vAlign w:val="center"/>
           </w:tcPr>
           <w:p>
+            <w:pPr>
+              <w:spacing w:after="40" w:before="40"/>
+            </w:pPr>
             <w:r>
               <w:rPr>
                 <w:rFonts w:ascii="Arial" w:cs="Arial" w:eastAsia="Arial" w:hAnsi="Arial"/>
-                <w:b/>
-                <w:bCs/>
-                <w:color w:val="1A4A3A"/>
-                <w:sz w:val="20"/>
-                <w:szCs w:val="20"/>
+                <w:color w:val="5A6B66"/>
+                <w:sz w:val="22"/>
+                <w:szCs w:val="22"/>
               </w:rPr>
+              <w:t xml:space="preserve">Item</w:t>
             </w:r>
           </w:p>
         </w:tc>
@@ -2812,15 +2125,17 @@
             <w:vAlign w:val="center"/>
           </w:tcPr>
           <w:p>
+            <w:pPr>
+              <w:spacing w:after="40" w:before="40"/>
+            </w:pPr>
             <w:r>
               <w:rPr>
                 <w:rFonts w:ascii="Arial" w:cs="Arial" w:eastAsia="Arial" w:hAnsi="Arial"/>
-                <w:b/>
-                <w:bCs/>
-                <w:color w:val="1A4A3A"/>
-                <w:sz w:val="20"/>
-                <w:szCs w:val="20"/>
+                <w:color w:val="5A6B66"/>
+                <w:sz w:val="22"/>
+                <w:szCs w:val="22"/>
               </w:rPr>
+              <w:t xml:space="preserve">Valor</w:t>
             </w:r>
           </w:p>
         </w:tc>
@@ -2837,15 +2152,17 @@
             <w:vAlign w:val="center"/>
           </w:tcPr>
           <w:p>
+            <w:pPr>
+              <w:spacing w:after="40" w:before="40"/>
+            </w:pPr>
             <w:r>
               <w:rPr>
                 <w:rFonts w:ascii="Arial" w:cs="Arial" w:eastAsia="Arial" w:hAnsi="Arial"/>
-                <w:b/>
-                <w:bCs/>
                 <w:color w:val="5A6B66"/>
-                <w:sz w:val="20"/>
-                <w:szCs w:val="20"/>
+                <w:sz w:val="22"/>
+                <w:szCs w:val="22"/>
               </w:rPr>
+              <w:t xml:space="preserve">Plano Parceiro do Guia</w:t>
             </w:r>
           </w:p>
         </w:tc>
@@ -2860,15 +2177,17 @@
             <w:vAlign w:val="center"/>
           </w:tcPr>
           <w:p>
+            <w:pPr>
+              <w:spacing w:after="40" w:before="40"/>
+            </w:pPr>
             <w:r>
               <w:rPr>
                 <w:rFonts w:ascii="Arial" w:cs="Arial" w:eastAsia="Arial" w:hAnsi="Arial"/>
-                <w:b/>
-                <w:bCs/>
                 <w:color w:val="5A6B66"/>
-                <w:sz w:val="20"/>
-                <w:szCs w:val="20"/>
+                <w:sz w:val="22"/>
+                <w:szCs w:val="22"/>
               </w:rPr>
+              <w:t xml:space="preserve">R$ 299,00 (duzentos e noventa e nove reais) por mês</w:t>
             </w:r>
           </w:p>
         </w:tc>
@@ -2885,15 +2204,17 @@
             <w:vAlign w:val="center"/>
           </w:tcPr>
           <w:p>
+            <w:pPr>
+              <w:spacing w:after="40" w:before="40"/>
+            </w:pPr>
             <w:r>
               <w:rPr>
                 <w:rFonts w:ascii="Arial" w:cs="Arial" w:eastAsia="Arial" w:hAnsi="Arial"/>
-                <w:b/>
-                <w:bCs/>
                 <w:color w:val="5A6B66"/>
-                <w:sz w:val="20"/>
-                <w:szCs w:val="20"/>
+                <w:sz w:val="22"/>
+                <w:szCs w:val="22"/>
               </w:rPr>
+              <w:t xml:space="preserve">Periodicidade</w:t>
             </w:r>
           </w:p>
         </w:tc>
@@ -2908,15 +2229,17 @@
             <w:vAlign w:val="center"/>
           </w:tcPr>
           <w:p>
+            <w:pPr>
+              <w:spacing w:after="40" w:before="40"/>
+            </w:pPr>
             <w:r>
               <w:rPr>
                 <w:rFonts w:ascii="Arial" w:cs="Arial" w:eastAsia="Arial" w:hAnsi="Arial"/>
-                <w:b w:val="false"/>
-                <w:bCs w:val="false"/>
                 <w:color w:val="5A6B66"/>
-                <w:sz w:val="20"/>
-                <w:szCs w:val="20"/>
+                <w:sz w:val="22"/>
+                <w:szCs w:val="22"/>
               </w:rPr>
+              <w:t xml:space="preserve">Mensal, com renovação automática</w:t>
             </w:r>
           </w:p>
         </w:tc>
@@ -2933,15 +2256,17 @@
             <w:vAlign w:val="center"/>
           </w:tcPr>
           <w:p>
+            <w:pPr>
+              <w:spacing w:after="40" w:before="40"/>
+            </w:pPr>
             <w:r>
               <w:rPr>
                 <w:rFonts w:ascii="Arial" w:cs="Arial" w:eastAsia="Arial" w:hAnsi="Arial"/>
-                <w:b/>
-                <w:bCs/>
                 <w:color w:val="5A6B66"/>
-                <w:sz w:val="20"/>
-                <w:szCs w:val="20"/>
+                <w:sz w:val="22"/>
+                <w:szCs w:val="22"/>
               </w:rPr>
+              <w:t xml:space="preserve">Forma de pagamento</w:t>
             </w:r>
           </w:p>
         </w:tc>
@@ -2956,15 +2281,17 @@
             <w:vAlign w:val="center"/>
           </w:tcPr>
           <w:p>
+            <w:pPr>
+              <w:spacing w:after="40" w:before="40"/>
+            </w:pPr>
             <w:r>
               <w:rPr>
                 <w:rFonts w:ascii="Arial" w:cs="Arial" w:eastAsia="Arial" w:hAnsi="Arial"/>
-                <w:b/>
-                <w:bCs/>
                 <w:color w:val="5A6B66"/>
-                <w:sz w:val="20"/>
-                <w:szCs w:val="20"/>
+                <w:sz w:val="22"/>
+                <w:szCs w:val="22"/>
               </w:rPr>
+              <w:t xml:space="preserve">Cobrança recorrente via Asaas — PIX, boleto bancário ou cartão de crédito</w:t>
             </w:r>
           </w:p>
         </w:tc>
@@ -2981,15 +2308,17 @@
             <w:vAlign w:val="center"/>
           </w:tcPr>
           <w:p>
+            <w:pPr>
+              <w:spacing w:after="40" w:before="40"/>
+            </w:pPr>
             <w:r>
               <w:rPr>
                 <w:rFonts w:ascii="Arial" w:cs="Arial" w:eastAsia="Arial" w:hAnsi="Arial"/>
-                <w:b/>
-                <w:bCs/>
                 <w:color w:val="5A6B66"/>
-                <w:sz w:val="20"/>
-                <w:szCs w:val="20"/>
+                <w:sz w:val="22"/>
+                <w:szCs w:val="22"/>
               </w:rPr>
+              <w:t xml:space="preserve">Vencimento</w:t>
             </w:r>
           </w:p>
         </w:tc>
@@ -3004,15 +2333,17 @@
             <w:vAlign w:val="center"/>
           </w:tcPr>
           <w:p>
+            <w:pPr>
+              <w:spacing w:after="40" w:before="40"/>
+            </w:pPr>
             <w:r>
               <w:rPr>
                 <w:rFonts w:ascii="Arial" w:cs="Arial" w:eastAsia="Arial" w:hAnsi="Arial"/>
-                <w:b/>
-                <w:bCs/>
                 <w:color w:val="5A6B66"/>
-                <w:sz w:val="20"/>
-                <w:szCs w:val="20"/>
+                <w:sz w:val="22"/>
+                <w:szCs w:val="22"/>
               </w:rPr>
+              <w:t xml:space="preserve">Todo dia 10 de cada mês</w:t>
             </w:r>
           </w:p>
         </w:tc>
@@ -3029,15 +2360,17 @@
             <w:vAlign w:val="center"/>
           </w:tcPr>
           <w:p>
+            <w:pPr>
+              <w:spacing w:after="40" w:before="40"/>
+            </w:pPr>
             <w:r>
               <w:rPr>
                 <w:rFonts w:ascii="Arial" w:cs="Arial" w:eastAsia="Arial" w:hAnsi="Arial"/>
-                <w:b/>
-                <w:bCs/>
                 <w:color w:val="5A6B66"/>
-                <w:sz w:val="20"/>
-                <w:szCs w:val="20"/>
+                <w:sz w:val="22"/>
+                <w:szCs w:val="22"/>
               </w:rPr>
+              <w:t xml:space="preserve">Início da cobrança</w:t>
             </w:r>
           </w:p>
         </w:tc>
@@ -3052,15 +2385,17 @@
             <w:vAlign w:val="center"/>
           </w:tcPr>
           <w:p>
+            <w:pPr>
+              <w:spacing w:after="40" w:before="40"/>
+            </w:pPr>
             <w:r>
               <w:rPr>
                 <w:rFonts w:ascii="Arial" w:cs="Arial" w:eastAsia="Arial" w:hAnsi="Arial"/>
-                <w:b w:val="false"/>
-                <w:bCs w:val="false"/>
                 <w:color w:val="5A6B66"/>
-                <w:sz w:val="20"/>
-                <w:szCs w:val="20"/>
+                <w:sz w:val="22"/>
+                <w:szCs w:val="22"/>
               </w:rPr>
+              <w:t xml:space="preserve">A partir da ativação do perfil como Parceiro no app</w:t>
             </w:r>
           </w:p>
         </w:tc>
@@ -3082,7 +2417,6 @@
     <w:p>
       <w:pPr>
         <w:pStyle w:val="Heading2"/>
-        <w:shd w:fill="F0F4F3" w:val="clear"/>
         <w:spacing w:after="140" w:before="240"/>
       </w:pPr>
       <w:r>
@@ -3126,15 +2460,17 @@
             <w:vAlign w:val="center"/>
           </w:tcPr>
           <w:p>
+            <w:pPr>
+              <w:spacing w:after="40" w:before="40"/>
+            </w:pPr>
             <w:r>
               <w:rPr>
                 <w:rFonts w:ascii="Arial" w:cs="Arial" w:eastAsia="Arial" w:hAnsi="Arial"/>
-                <w:b/>
-                <w:bCs/>
-                <w:color w:val="1A4A3A"/>
-                <w:sz w:val="20"/>
-                <w:szCs w:val="20"/>
+                <w:color w:val="5A6B66"/>
+                <w:sz w:val="22"/>
+                <w:szCs w:val="22"/>
               </w:rPr>
+              <w:t xml:space="preserve">Etapa</w:t>
             </w:r>
           </w:p>
         </w:tc>
@@ -3150,15 +2486,17 @@
             <w:vAlign w:val="center"/>
           </w:tcPr>
           <w:p>
+            <w:pPr>
+              <w:spacing w:after="40" w:before="40"/>
+            </w:pPr>
             <w:r>
               <w:rPr>
                 <w:rFonts w:ascii="Arial" w:cs="Arial" w:eastAsia="Arial" w:hAnsi="Arial"/>
-                <w:b/>
-                <w:bCs/>
-                <w:color w:val="1A4A3A"/>
-                <w:sz w:val="20"/>
-                <w:szCs w:val="20"/>
+                <w:color w:val="5A6B66"/>
+                <w:sz w:val="22"/>
+                <w:szCs w:val="22"/>
               </w:rPr>
+              <w:t xml:space="preserve">Descrição</w:t>
             </w:r>
           </w:p>
         </w:tc>
@@ -3175,15 +2513,17 @@
             <w:vAlign w:val="center"/>
           </w:tcPr>
           <w:p>
+            <w:pPr>
+              <w:spacing w:after="40" w:before="40"/>
+            </w:pPr>
             <w:r>
               <w:rPr>
                 <w:rFonts w:ascii="Arial" w:cs="Arial" w:eastAsia="Arial" w:hAnsi="Arial"/>
-                <w:b/>
-                <w:bCs/>
                 <w:color w:val="5A6B66"/>
-                <w:sz w:val="20"/>
-                <w:szCs w:val="20"/>
+                <w:sz w:val="22"/>
+                <w:szCs w:val="22"/>
               </w:rPr>
+              <w:t xml:space="preserve">01 — Contato e dados</w:t>
             </w:r>
           </w:p>
         </w:tc>
@@ -3198,15 +2538,17 @@
             <w:vAlign w:val="center"/>
           </w:tcPr>
           <w:p>
+            <w:pPr>
+              <w:spacing w:after="40" w:before="40"/>
+            </w:pPr>
             <w:r>
               <w:rPr>
                 <w:rFonts w:ascii="Arial" w:cs="Arial" w:eastAsia="Arial" w:hAnsi="Arial"/>
-                <w:b w:val="false"/>
-                <w:bCs w:val="false"/>
                 <w:color w:val="5A6B66"/>
-                <w:sz w:val="20"/>
-                <w:szCs w:val="20"/>
+                <w:sz w:val="22"/>
+                <w:szCs w:val="22"/>
               </w:rPr>
+              <w:t xml:space="preserve">Você envia nome do estabelecimento, categoria, endereço, fotos, horários e links (Instagram, site, cardápio etc.)</w:t>
             </w:r>
           </w:p>
         </w:tc>
@@ -3223,15 +2565,17 @@
             <w:vAlign w:val="center"/>
           </w:tcPr>
           <w:p>
+            <w:pPr>
+              <w:spacing w:after="40" w:before="40"/>
+            </w:pPr>
             <w:r>
               <w:rPr>
                 <w:rFonts w:ascii="Arial" w:cs="Arial" w:eastAsia="Arial" w:hAnsi="Arial"/>
-                <w:b/>
-                <w:bCs/>
                 <w:color w:val="5A6B66"/>
-                <w:sz w:val="20"/>
-                <w:szCs w:val="20"/>
+                <w:sz w:val="22"/>
+                <w:szCs w:val="22"/>
               </w:rPr>
+              <w:t xml:space="preserve">02 — Validação e publicação</w:t>
             </w:r>
           </w:p>
         </w:tc>
@@ -3246,15 +2590,17 @@
             <w:vAlign w:val="center"/>
           </w:tcPr>
           <w:p>
+            <w:pPr>
+              <w:spacing w:after="40" w:before="40"/>
+            </w:pPr>
             <w:r>
               <w:rPr>
                 <w:rFonts w:ascii="Arial" w:cs="Arial" w:eastAsia="Arial" w:hAnsi="Arial"/>
-                <w:b w:val="false"/>
-                <w:bCs w:val="false"/>
                 <w:color w:val="5A6B66"/>
-                <w:sz w:val="20"/>
-                <w:szCs w:val="20"/>
+                <w:sz w:val="22"/>
+                <w:szCs w:val="22"/>
               </w:rPr>
+              <w:t xml:space="preserve">Nossa equipe valida as informações e publica o perfil completo no Guia de Bolso</w:t>
             </w:r>
           </w:p>
         </w:tc>
@@ -3271,15 +2617,17 @@
             <w:vAlign w:val="center"/>
           </w:tcPr>
           <w:p>
+            <w:pPr>
+              <w:spacing w:after="40" w:before="40"/>
+            </w:pPr>
             <w:r>
               <w:rPr>
                 <w:rFonts w:ascii="Arial" w:cs="Arial" w:eastAsia="Arial" w:hAnsi="Arial"/>
-                <w:b/>
-                <w:bCs/>
                 <w:color w:val="5A6B66"/>
-                <w:sz w:val="20"/>
-                <w:szCs w:val="20"/>
+                <w:sz w:val="22"/>
+                <w:szCs w:val="22"/>
               </w:rPr>
+              <w:t xml:space="preserve">03 — Ativação como Parceiro</w:t>
             </w:r>
           </w:p>
         </w:tc>
@@ -3294,15 +2642,17 @@
             <w:vAlign w:val="center"/>
           </w:tcPr>
           <w:p>
+            <w:pPr>
+              <w:spacing w:after="40" w:before="40"/>
+            </w:pPr>
             <w:r>
               <w:rPr>
                 <w:rFonts w:ascii="Arial" w:cs="Arial" w:eastAsia="Arial" w:hAnsi="Arial"/>
-                <w:b w:val="false"/>
-                <w:bCs w:val="false"/>
                 <w:color w:val="5A6B66"/>
-                <w:sz w:val="20"/>
-                <w:szCs w:val="20"/>
+                <w:sz w:val="22"/>
+                <w:szCs w:val="22"/>
               </w:rPr>
+              <w:t xml:space="preserve">Seu negócio entra no Plano Parceiro: carrossel, badge, prioridade na busca e relatórios mensais</w:t>
             </w:r>
           </w:p>
         </w:tc>
@@ -3369,7 +2719,6 @@
     <w:p>
       <w:pPr>
         <w:pStyle w:val="Heading2"/>
-        <w:shd w:fill="F0F4F3" w:val="clear"/>
         <w:spacing w:after="140" w:before="240"/>
       </w:pPr>
       <w:r>
@@ -3397,7 +2746,7 @@
           <w:sz w:val="22"/>
           <w:szCs w:val="22"/>
         </w:rPr>
-        <w:t xml:space="preserve">• </w:t>
+        <w:t xml:space="preserve">1. </w:t>
       </w:r>
       <w:r>
         <w:rPr>
@@ -3442,7 +2791,7 @@
           <w:sz w:val="22"/>
           <w:szCs w:val="22"/>
         </w:rPr>
-        <w:t xml:space="preserve">• </w:t>
+        <w:t xml:space="preserve">2. </w:t>
       </w:r>
       <w:r>
         <w:rPr>
@@ -3487,7 +2836,7 @@
           <w:sz w:val="22"/>
           <w:szCs w:val="22"/>
         </w:rPr>
-        <w:t xml:space="preserve">• </w:t>
+        <w:t xml:space="preserve">3. </w:t>
       </w:r>
       <w:r>
         <w:rPr>
@@ -3532,7 +2881,7 @@
           <w:sz w:val="22"/>
           <w:szCs w:val="22"/>
         </w:rPr>
-        <w:t xml:space="preserve">• </w:t>
+        <w:t xml:space="preserve">4. </w:t>
       </w:r>
       <w:r>
         <w:rPr>
@@ -3577,7 +2926,7 @@
           <w:sz w:val="22"/>
           <w:szCs w:val="22"/>
         </w:rPr>
-        <w:t xml:space="preserve">• </w:t>
+        <w:t xml:space="preserve">5. </w:t>
       </w:r>
       <w:r>
         <w:rPr>
@@ -3600,7 +2949,6 @@
     <w:p>
       <w:pPr>
         <w:pStyle w:val="Heading2"/>
-        <w:shd w:fill="F0F4F3" w:val="clear"/>
         <w:spacing w:after="140" w:before="240"/>
       </w:pPr>
       <w:r>
@@ -3776,21 +3124,6 @@
       </w:pPr>
     </w:p>
     <w:p>
-      <w:pPr>
-        <w:spacing w:after="200" w:before="0"/>
-      </w:pPr>
-    </w:p>
-    <w:p>
-      <w:pPr>
-        <w:spacing w:after="200" w:before="0"/>
-      </w:pPr>
-    </w:p>
-    <w:p>
-      <w:pPr>
-        <w:spacing w:after="200" w:before="0"/>
-      </w:pPr>
-    </w:p>
-    <w:p>
       <w:r>
         <w:br w:type="page"/>
       </w:r>
@@ -3823,7 +3156,6 @@
     <w:p>
       <w:pPr>
         <w:pStyle w:val="Heading2"/>
-        <w:shd w:fill="F0F4F3" w:val="clear"/>
         <w:spacing w:after="140" w:before="240"/>
       </w:pPr>
       <w:r>
@@ -7088,6 +6420,7 @@
       <w:r>
         <w:rPr>
           <w:rFonts w:ascii="Arial" w:cs="Arial" w:eastAsia="Arial" w:hAnsi="Arial"/>
+          <w:color w:val="5A6B66"/>
           <w:sz w:val="22"/>
           <w:szCs w:val="22"/>
           <w:u w:val="single"/>
@@ -7097,6 +6430,7 @@
       <w:r>
         <w:rPr>
           <w:rFonts w:ascii="Arial" w:cs="Arial" w:eastAsia="Arial" w:hAnsi="Arial"/>
+          <w:color w:val="5A6B66"/>
           <w:sz w:val="22"/>
           <w:szCs w:val="22"/>
           <w:u w:val="single"/>
@@ -7115,16 +6449,6 @@
     </w:p>
     <w:p>
       <w:pPr>
-        <w:spacing w:after="200" w:before="0"/>
-      </w:pPr>
-    </w:p>
-    <w:p>
-      <w:pPr>
-        <w:spacing w:after="200" w:before="0"/>
-      </w:pPr>
-    </w:p>
-    <w:p>
-      <w:pPr>
         <w:spacing w:after="140" w:before="0"/>
       </w:pPr>
       <w:r>
@@ -7183,16 +6507,6 @@
     </w:p>
     <w:p>
       <w:pPr>
-        <w:spacing w:after="200" w:before="0"/>
-      </w:pPr>
-    </w:p>
-    <w:p>
-      <w:pPr>
-        <w:spacing w:after="200" w:before="0"/>
-      </w:pPr>
-    </w:p>
-    <w:p>
-      <w:pPr>
         <w:spacing w:after="140" w:before="0"/>
       </w:pPr>
       <w:r>
@@ -7274,16 +6588,6 @@
     </w:p>
     <w:p>
       <w:pPr>
-        <w:spacing w:after="200" w:before="0"/>
-      </w:pPr>
-    </w:p>
-    <w:p>
-      <w:pPr>
-        <w:spacing w:after="200" w:before="0"/>
-      </w:pPr>
-    </w:p>
-    <w:p>
-      <w:pPr>
         <w:spacing w:after="140" w:before="0"/>
       </w:pPr>
       <w:r>
@@ -7320,7 +6624,7 @@
           <w:sz w:val="22"/>
           <w:szCs w:val="22"/>
         </w:rPr>
-        <w:t xml:space="preserve">• </w:t>
+        <w:t xml:space="preserve">1. </w:t>
       </w:r>
       <w:r>
         <w:rPr>
@@ -7348,6 +6652,7 @@
       <w:r>
         <w:rPr>
           <w:rFonts w:ascii="Arial" w:cs="Arial" w:eastAsia="Arial" w:hAnsi="Arial"/>
+          <w:color w:val="5A6B66"/>
           <w:sz w:val="22"/>
           <w:szCs w:val="22"/>
           <w:u w:val="single"/>
@@ -7368,7 +6673,7 @@
           <w:sz w:val="22"/>
           <w:szCs w:val="22"/>
         </w:rPr>
-        <w:t xml:space="preserve">• </w:t>
+        <w:t xml:space="preserve">1. </w:t>
       </w:r>
       <w:r>
         <w:rPr>
@@ -7396,6 +6701,7 @@
       <w:r>
         <w:rPr>
           <w:rFonts w:ascii="Arial" w:cs="Arial" w:eastAsia="Arial" w:hAnsi="Arial"/>
+          <w:color w:val="5A6B66"/>
           <w:sz w:val="22"/>
           <w:szCs w:val="22"/>
           <w:u w:val="single"/>
@@ -7412,16 +6718,6 @@
       </w:pPr>
     </w:p>
     <w:p>
-      <w:pPr>
-        <w:spacing w:after="200" w:before="0"/>
-      </w:pPr>
-    </w:p>
-    <w:p>
-      <w:pPr>
-        <w:spacing w:after="200" w:before="0"/>
-      </w:pPr>
-    </w:p>
-    <w:p>
       <w:r>
         <w:br w:type="page"/>
       </w:r>
@@ -7460,7 +6756,6 @@
     <w:p>
       <w:pPr>
         <w:pStyle w:val="Heading2"/>
-        <w:shd w:fill="F0F4F3" w:val="clear"/>
         <w:spacing w:after="140" w:before="240"/>
       </w:pPr>
       <w:r>
@@ -7488,7 +6783,7 @@
           <w:sz w:val="22"/>
           <w:szCs w:val="22"/>
         </w:rPr>
-        <w:t xml:space="preserve">• </w:t>
+        <w:t xml:space="preserve">1. </w:t>
       </w:r>
       <w:r>
         <w:rPr>
@@ -7513,7 +6808,7 @@
           <w:sz w:val="22"/>
           <w:szCs w:val="22"/>
         </w:rPr>
-        <w:t xml:space="preserve">• </w:t>
+        <w:t xml:space="preserve">2. </w:t>
       </w:r>
       <w:r>
         <w:rPr>
@@ -7558,7 +6853,7 @@
           <w:sz w:val="22"/>
           <w:szCs w:val="22"/>
         </w:rPr>
-        <w:t xml:space="preserve">• </w:t>
+        <w:t xml:space="preserve">3. </w:t>
       </w:r>
       <w:r>
         <w:rPr>
@@ -7603,7 +6898,7 @@
           <w:sz w:val="22"/>
           <w:szCs w:val="22"/>
         </w:rPr>
-        <w:t xml:space="preserve">• </w:t>
+        <w:t xml:space="preserve">4. </w:t>
       </w:r>
       <w:r>
         <w:rPr>
@@ -7628,7 +6923,7 @@
           <w:sz w:val="22"/>
           <w:szCs w:val="22"/>
         </w:rPr>
-        <w:t xml:space="preserve">• </w:t>
+        <w:t xml:space="preserve">5. </w:t>
       </w:r>
       <w:r>
         <w:rPr>
@@ -7673,7 +6968,7 @@
           <w:sz w:val="22"/>
           <w:szCs w:val="22"/>
         </w:rPr>
-        <w:t xml:space="preserve">• </w:t>
+        <w:t xml:space="preserve">6. </w:t>
       </w:r>
       <w:r>
         <w:rPr>
@@ -7738,7 +7033,7 @@
           <w:sz w:val="22"/>
           <w:szCs w:val="22"/>
         </w:rPr>
-        <w:t xml:space="preserve">• </w:t>
+        <w:t xml:space="preserve">7. </w:t>
       </w:r>
       <w:r>
         <w:rPr>
@@ -7783,7 +7078,7 @@
           <w:sz w:val="22"/>
           <w:szCs w:val="22"/>
         </w:rPr>
-        <w:t xml:space="preserve">• </w:t>
+        <w:t xml:space="preserve">8. </w:t>
       </w:r>
       <w:r>
         <w:rPr>
@@ -7828,7 +7123,7 @@
           <w:sz w:val="22"/>
           <w:szCs w:val="22"/>
         </w:rPr>
-        <w:t xml:space="preserve">• </w:t>
+        <w:t xml:space="preserve">9. </w:t>
       </w:r>
       <w:r>
         <w:rPr>
@@ -7864,7 +7159,7 @@
           <w:sz w:val="22"/>
           <w:szCs w:val="22"/>
         </w:rPr>
-        <w:t xml:space="preserve">• </w:t>
+        <w:t xml:space="preserve">10. </w:t>
       </w:r>
       <w:r>
         <w:rPr>
@@ -7920,7 +7215,7 @@
           <w:sz w:val="22"/>
           <w:szCs w:val="22"/>
         </w:rPr>
-        <w:t xml:space="preserve">• </w:t>
+        <w:t xml:space="preserve">11. </w:t>
       </w:r>
       <w:r>
         <w:rPr>
@@ -7965,7 +7260,7 @@
           <w:sz w:val="22"/>
           <w:szCs w:val="22"/>
         </w:rPr>
-        <w:t xml:space="preserve">• </w:t>
+        <w:t xml:space="preserve">12. </w:t>
       </w:r>
       <w:r>
         <w:rPr>
@@ -8020,7 +7315,6 @@
     <w:p>
       <w:pPr>
         <w:pStyle w:val="Heading2"/>
-        <w:shd w:fill="F0F4F3" w:val="clear"/>
         <w:spacing w:after="140" w:before="240"/>
       </w:pPr>
       <w:r>
@@ -8052,7 +7346,6 @@
     <w:p>
       <w:pPr>
         <w:pStyle w:val="Heading2"/>
-        <w:shd w:fill="F0F4F3" w:val="clear"/>
         <w:spacing w:after="140" w:before="240"/>
       </w:pPr>
       <w:r>
@@ -8148,16 +7441,6 @@
           <w:bottom w:val="single" w:color="1A4A3A" w:sz="6"/>
         </w:pBdr>
         <w:spacing w:after="200" w:before="200"/>
-      </w:pPr>
-    </w:p>
-    <w:p>
-      <w:pPr>
-        <w:spacing w:after="200" w:before="0"/>
-      </w:pPr>
-    </w:p>
-    <w:p>
-      <w:pPr>
-        <w:spacing w:after="200" w:before="0"/>
       </w:pPr>
     </w:p>
     <w:p>
@@ -8227,15 +7510,17 @@
             <w:vAlign w:val="center"/>
           </w:tcPr>
           <w:p>
+            <w:pPr>
+              <w:spacing w:after="40" w:before="40"/>
+            </w:pPr>
             <w:r>
               <w:rPr>
                 <w:rFonts w:ascii="Arial" w:cs="Arial" w:eastAsia="Arial" w:hAnsi="Arial"/>
-                <w:b/>
-                <w:bCs/>
-                <w:color w:val="1A4A3A"/>
-                <w:sz w:val="20"/>
-                <w:szCs w:val="20"/>
+                <w:color w:val="5A6B66"/>
+                <w:sz w:val="22"/>
+                <w:szCs w:val="22"/>
               </w:rPr>
+              <w:t xml:space="preserve">Campo</w:t>
             </w:r>
           </w:p>
         </w:tc>
@@ -8251,15 +7536,17 @@
             <w:vAlign w:val="center"/>
           </w:tcPr>
           <w:p>
+            <w:pPr>
+              <w:spacing w:after="40" w:before="40"/>
+            </w:pPr>
             <w:r>
               <w:rPr>
                 <w:rFonts w:ascii="Arial" w:cs="Arial" w:eastAsia="Arial" w:hAnsi="Arial"/>
-                <w:b/>
-                <w:bCs/>
-                <w:color w:val="1A4A3A"/>
-                <w:sz w:val="20"/>
-                <w:szCs w:val="20"/>
+                <w:color w:val="5A6B66"/>
+                <w:sz w:val="22"/>
+                <w:szCs w:val="22"/>
               </w:rPr>
+              <w:t xml:space="preserve">Informação</w:t>
             </w:r>
           </w:p>
         </w:tc>
@@ -8276,15 +7563,17 @@
             <w:vAlign w:val="center"/>
           </w:tcPr>
           <w:p>
+            <w:pPr>
+              <w:spacing w:after="40" w:before="40"/>
+            </w:pPr>
             <w:r>
               <w:rPr>
                 <w:rFonts w:ascii="Arial" w:cs="Arial" w:eastAsia="Arial" w:hAnsi="Arial"/>
-                <w:b/>
-                <w:bCs/>
                 <w:color w:val="5A6B66"/>
-                <w:sz w:val="20"/>
-                <w:szCs w:val="20"/>
+                <w:sz w:val="22"/>
+                <w:szCs w:val="22"/>
               </w:rPr>
+              <w:t xml:space="preserve">Nº da proposta / contrato</w:t>
             </w:r>
           </w:p>
         </w:tc>
@@ -8299,15 +7588,17 @@
             <w:vAlign w:val="center"/>
           </w:tcPr>
           <w:p>
+            <w:pPr>
+              <w:spacing w:after="40" w:before="40"/>
+            </w:pPr>
             <w:r>
               <w:rPr>
                 <w:rFonts w:ascii="Arial" w:cs="Arial" w:eastAsia="Arial" w:hAnsi="Arial"/>
-                <w:b w:val="false"/>
-                <w:bCs w:val="false"/>
                 <w:color w:val="5A6B66"/>
-                <w:sz w:val="20"/>
-                <w:szCs w:val="20"/>
+                <w:sz w:val="22"/>
+                <w:szCs w:val="22"/>
               </w:rPr>
+              <w:t xml:space="preserve"> / 2026</w:t>
             </w:r>
           </w:p>
         </w:tc>
@@ -8324,15 +7615,17 @@
             <w:vAlign w:val="center"/>
           </w:tcPr>
           <w:p>
+            <w:pPr>
+              <w:spacing w:after="40" w:before="40"/>
+            </w:pPr>
             <w:r>
               <w:rPr>
                 <w:rFonts w:ascii="Arial" w:cs="Arial" w:eastAsia="Arial" w:hAnsi="Arial"/>
-                <w:b w:val="false"/>
-                <w:bCs w:val="false"/>
                 <w:color w:val="5A6B66"/>
-                <w:sz w:val="20"/>
-                <w:szCs w:val="20"/>
+                <w:sz w:val="22"/>
+                <w:szCs w:val="22"/>
               </w:rPr>
+              <w:t xml:space="preserve">Nome fantasia do estabelecimento</w:t>
             </w:r>
           </w:p>
         </w:tc>
@@ -8347,15 +7640,17 @@
             <w:vAlign w:val="center"/>
           </w:tcPr>
           <w:p>
+            <w:pPr>
+              <w:spacing w:after="40" w:before="40"/>
+            </w:pPr>
             <w:r>
               <w:rPr>
                 <w:rFonts w:ascii="Arial" w:cs="Arial" w:eastAsia="Arial" w:hAnsi="Arial"/>
-                <w:b w:val="false"/>
-                <w:bCs w:val="false"/>
                 <w:color w:val="5A6B66"/>
-                <w:sz w:val="20"/>
-                <w:szCs w:val="20"/>
+                <w:sz w:val="22"/>
+                <w:szCs w:val="22"/>
               </w:rPr>
+              <w:t xml:space="preserve"/>
             </w:r>
           </w:p>
         </w:tc>
@@ -8372,15 +7667,17 @@
             <w:vAlign w:val="center"/>
           </w:tcPr>
           <w:p>
+            <w:pPr>
+              <w:spacing w:after="40" w:before="40"/>
+            </w:pPr>
             <w:r>
               <w:rPr>
                 <w:rFonts w:ascii="Arial" w:cs="Arial" w:eastAsia="Arial" w:hAnsi="Arial"/>
-                <w:b w:val="false"/>
-                <w:bCs w:val="false"/>
                 <w:color w:val="5A6B66"/>
-                <w:sz w:val="20"/>
-                <w:szCs w:val="20"/>
+                <w:sz w:val="22"/>
+                <w:szCs w:val="22"/>
               </w:rPr>
+              <w:t xml:space="preserve">Razão social (se PJ)</w:t>
             </w:r>
           </w:p>
         </w:tc>
@@ -8395,15 +7692,17 @@
             <w:vAlign w:val="center"/>
           </w:tcPr>
           <w:p>
+            <w:pPr>
+              <w:spacing w:after="40" w:before="40"/>
+            </w:pPr>
             <w:r>
               <w:rPr>
                 <w:rFonts w:ascii="Arial" w:cs="Arial" w:eastAsia="Arial" w:hAnsi="Arial"/>
-                <w:b w:val="false"/>
-                <w:bCs w:val="false"/>
                 <w:color w:val="5A6B66"/>
-                <w:sz w:val="20"/>
-                <w:szCs w:val="20"/>
+                <w:sz w:val="22"/>
+                <w:szCs w:val="22"/>
               </w:rPr>
+              <w:t xml:space="preserve"/>
             </w:r>
           </w:p>
         </w:tc>
@@ -8420,15 +7719,17 @@
             <w:vAlign w:val="center"/>
           </w:tcPr>
           <w:p>
+            <w:pPr>
+              <w:spacing w:after="40" w:before="40"/>
+            </w:pPr>
             <w:r>
               <w:rPr>
                 <w:rFonts w:ascii="Arial" w:cs="Arial" w:eastAsia="Arial" w:hAnsi="Arial"/>
-                <w:b w:val="false"/>
-                <w:bCs w:val="false"/>
                 <w:color w:val="5A6B66"/>
-                <w:sz w:val="20"/>
-                <w:szCs w:val="20"/>
+                <w:sz w:val="22"/>
+                <w:szCs w:val="22"/>
               </w:rPr>
+              <w:t xml:space="preserve">CNPJ ou CPF</w:t>
             </w:r>
           </w:p>
         </w:tc>
@@ -8443,15 +7744,17 @@
             <w:vAlign w:val="center"/>
           </w:tcPr>
           <w:p>
+            <w:pPr>
+              <w:spacing w:after="40" w:before="40"/>
+            </w:pPr>
             <w:r>
               <w:rPr>
                 <w:rFonts w:ascii="Arial" w:cs="Arial" w:eastAsia="Arial" w:hAnsi="Arial"/>
-                <w:b w:val="false"/>
-                <w:bCs w:val="false"/>
                 <w:color w:val="5A6B66"/>
-                <w:sz w:val="20"/>
-                <w:szCs w:val="20"/>
+                <w:sz w:val="22"/>
+                <w:szCs w:val="22"/>
               </w:rPr>
+              <w:t xml:space="preserve"/>
             </w:r>
           </w:p>
         </w:tc>
@@ -8468,15 +7771,17 @@
             <w:vAlign w:val="center"/>
           </w:tcPr>
           <w:p>
+            <w:pPr>
+              <w:spacing w:after="40" w:before="40"/>
+            </w:pPr>
             <w:r>
               <w:rPr>
                 <w:rFonts w:ascii="Arial" w:cs="Arial" w:eastAsia="Arial" w:hAnsi="Arial"/>
-                <w:b w:val="false"/>
-                <w:bCs w:val="false"/>
                 <w:color w:val="5A6B66"/>
-                <w:sz w:val="20"/>
-                <w:szCs w:val="20"/>
+                <w:sz w:val="22"/>
+                <w:szCs w:val="22"/>
               </w:rPr>
+              <w:t xml:space="preserve">Categoria (ex.: Gastronomia, Hospedagem)</w:t>
             </w:r>
           </w:p>
         </w:tc>
@@ -8491,15 +7796,17 @@
             <w:vAlign w:val="center"/>
           </w:tcPr>
           <w:p>
+            <w:pPr>
+              <w:spacing w:after="40" w:before="40"/>
+            </w:pPr>
             <w:r>
               <w:rPr>
                 <w:rFonts w:ascii="Arial" w:cs="Arial" w:eastAsia="Arial" w:hAnsi="Arial"/>
-                <w:b w:val="false"/>
-                <w:bCs w:val="false"/>
                 <w:color w:val="5A6B66"/>
-                <w:sz w:val="20"/>
-                <w:szCs w:val="20"/>
+                <w:sz w:val="22"/>
+                <w:szCs w:val="22"/>
               </w:rPr>
+              <w:t xml:space="preserve"/>
             </w:r>
           </w:p>
         </w:tc>
@@ -8516,15 +7823,17 @@
             <w:vAlign w:val="center"/>
           </w:tcPr>
           <w:p>
+            <w:pPr>
+              <w:spacing w:after="40" w:before="40"/>
+            </w:pPr>
             <w:r>
               <w:rPr>
                 <w:rFonts w:ascii="Arial" w:cs="Arial" w:eastAsia="Arial" w:hAnsi="Arial"/>
-                <w:b w:val="false"/>
-                <w:bCs w:val="false"/>
                 <w:color w:val="5A6B66"/>
-                <w:sz w:val="20"/>
-                <w:szCs w:val="20"/>
+                <w:sz w:val="22"/>
+                <w:szCs w:val="22"/>
               </w:rPr>
+              <w:t xml:space="preserve">Subcategoria (ex.: Restaurante, Pousada)</w:t>
             </w:r>
           </w:p>
         </w:tc>
@@ -8539,15 +7848,17 @@
             <w:vAlign w:val="center"/>
           </w:tcPr>
           <w:p>
+            <w:pPr>
+              <w:spacing w:after="40" w:before="40"/>
+            </w:pPr>
             <w:r>
               <w:rPr>
                 <w:rFonts w:ascii="Arial" w:cs="Arial" w:eastAsia="Arial" w:hAnsi="Arial"/>
-                <w:b w:val="false"/>
-                <w:bCs w:val="false"/>
                 <w:color w:val="5A6B66"/>
-                <w:sz w:val="20"/>
-                <w:szCs w:val="20"/>
+                <w:sz w:val="22"/>
+                <w:szCs w:val="22"/>
               </w:rPr>
+              <w:t xml:space="preserve"/>
             </w:r>
           </w:p>
         </w:tc>
@@ -8564,15 +7875,17 @@
             <w:vAlign w:val="center"/>
           </w:tcPr>
           <w:p>
+            <w:pPr>
+              <w:spacing w:after="40" w:before="40"/>
+            </w:pPr>
             <w:r>
               <w:rPr>
                 <w:rFonts w:ascii="Arial" w:cs="Arial" w:eastAsia="Arial" w:hAnsi="Arial"/>
-                <w:b w:val="false"/>
-                <w:bCs w:val="false"/>
                 <w:color w:val="5A6B66"/>
-                <w:sz w:val="20"/>
-                <w:szCs w:val="20"/>
+                <w:sz w:val="22"/>
+                <w:szCs w:val="22"/>
               </w:rPr>
+              <w:t xml:space="preserve">Endereço completo</w:t>
             </w:r>
           </w:p>
         </w:tc>
@@ -8587,15 +7900,17 @@
             <w:vAlign w:val="center"/>
           </w:tcPr>
           <w:p>
+            <w:pPr>
+              <w:spacing w:after="40" w:before="40"/>
+            </w:pPr>
             <w:r>
               <w:rPr>
                 <w:rFonts w:ascii="Arial" w:cs="Arial" w:eastAsia="Arial" w:hAnsi="Arial"/>
-                <w:b w:val="false"/>
-                <w:bCs w:val="false"/>
                 <w:color w:val="5A6B66"/>
-                <w:sz w:val="20"/>
-                <w:szCs w:val="20"/>
+                <w:sz w:val="22"/>
+                <w:szCs w:val="22"/>
               </w:rPr>
+              <w:t xml:space="preserve"/>
             </w:r>
           </w:p>
         </w:tc>
@@ -8612,15 +7927,17 @@
             <w:vAlign w:val="center"/>
           </w:tcPr>
           <w:p>
+            <w:pPr>
+              <w:spacing w:after="40" w:before="40"/>
+            </w:pPr>
             <w:r>
               <w:rPr>
                 <w:rFonts w:ascii="Arial" w:cs="Arial" w:eastAsia="Arial" w:hAnsi="Arial"/>
-                <w:b w:val="false"/>
-                <w:bCs w:val="false"/>
                 <w:color w:val="5A6B66"/>
-                <w:sz w:val="20"/>
-                <w:szCs w:val="20"/>
+                <w:sz w:val="22"/>
+                <w:szCs w:val="22"/>
               </w:rPr>
+              <w:t xml:space="preserve">CEP</w:t>
             </w:r>
           </w:p>
         </w:tc>
@@ -8635,15 +7952,17 @@
             <w:vAlign w:val="center"/>
           </w:tcPr>
           <w:p>
+            <w:pPr>
+              <w:spacing w:after="40" w:before="40"/>
+            </w:pPr>
             <w:r>
               <w:rPr>
                 <w:rFonts w:ascii="Arial" w:cs="Arial" w:eastAsia="Arial" w:hAnsi="Arial"/>
-                <w:b w:val="false"/>
-                <w:bCs w:val="false"/>
                 <w:color w:val="5A6B66"/>
-                <w:sz w:val="20"/>
-                <w:szCs w:val="20"/>
+                <w:sz w:val="22"/>
+                <w:szCs w:val="22"/>
               </w:rPr>
+              <w:t xml:space="preserve"/>
             </w:r>
           </w:p>
         </w:tc>
@@ -8660,15 +7979,17 @@
             <w:vAlign w:val="center"/>
           </w:tcPr>
           <w:p>
+            <w:pPr>
+              <w:spacing w:after="40" w:before="40"/>
+            </w:pPr>
             <w:r>
               <w:rPr>
                 <w:rFonts w:ascii="Arial" w:cs="Arial" w:eastAsia="Arial" w:hAnsi="Arial"/>
-                <w:b w:val="false"/>
-                <w:bCs w:val="false"/>
                 <w:color w:val="5A6B66"/>
-                <w:sz w:val="20"/>
-                <w:szCs w:val="20"/>
+                <w:sz w:val="22"/>
+                <w:szCs w:val="22"/>
               </w:rPr>
+              <w:t xml:space="preserve">Cidade / UF</w:t>
             </w:r>
           </w:p>
         </w:tc>
@@ -8683,15 +8004,17 @@
             <w:vAlign w:val="center"/>
           </w:tcPr>
           <w:p>
+            <w:pPr>
+              <w:spacing w:after="40" w:before="40"/>
+            </w:pPr>
             <w:r>
               <w:rPr>
                 <w:rFonts w:ascii="Arial" w:cs="Arial" w:eastAsia="Arial" w:hAnsi="Arial"/>
-                <w:b w:val="false"/>
-                <w:bCs w:val="false"/>
                 <w:color w:val="5A6B66"/>
-                <w:sz w:val="20"/>
-                <w:szCs w:val="20"/>
+                <w:sz w:val="22"/>
+                <w:szCs w:val="22"/>
               </w:rPr>
+              <w:t xml:space="preserve"/>
             </w:r>
           </w:p>
         </w:tc>
@@ -8708,15 +8031,17 @@
             <w:vAlign w:val="center"/>
           </w:tcPr>
           <w:p>
+            <w:pPr>
+              <w:spacing w:after="40" w:before="40"/>
+            </w:pPr>
             <w:r>
               <w:rPr>
                 <w:rFonts w:ascii="Arial" w:cs="Arial" w:eastAsia="Arial" w:hAnsi="Arial"/>
-                <w:b w:val="false"/>
-                <w:bCs w:val="false"/>
                 <w:color w:val="5A6B66"/>
-                <w:sz w:val="20"/>
-                <w:szCs w:val="20"/>
+                <w:sz w:val="22"/>
+                <w:szCs w:val="22"/>
               </w:rPr>
+              <w:t xml:space="preserve">Telefone / WhatsApp</w:t>
             </w:r>
           </w:p>
         </w:tc>
@@ -8731,15 +8056,17 @@
             <w:vAlign w:val="center"/>
           </w:tcPr>
           <w:p>
+            <w:pPr>
+              <w:spacing w:after="40" w:before="40"/>
+            </w:pPr>
             <w:r>
               <w:rPr>
                 <w:rFonts w:ascii="Arial" w:cs="Arial" w:eastAsia="Arial" w:hAnsi="Arial"/>
-                <w:b w:val="false"/>
-                <w:bCs w:val="false"/>
                 <w:color w:val="5A6B66"/>
-                <w:sz w:val="20"/>
-                <w:szCs w:val="20"/>
+                <w:sz w:val="22"/>
+                <w:szCs w:val="22"/>
               </w:rPr>
+              <w:t xml:space="preserve"/>
             </w:r>
           </w:p>
         </w:tc>
@@ -8756,15 +8083,17 @@
             <w:vAlign w:val="center"/>
           </w:tcPr>
           <w:p>
+            <w:pPr>
+              <w:spacing w:after="40" w:before="40"/>
+            </w:pPr>
             <w:r>
               <w:rPr>
                 <w:rFonts w:ascii="Arial" w:cs="Arial" w:eastAsia="Arial" w:hAnsi="Arial"/>
-                <w:b w:val="false"/>
-                <w:bCs w:val="false"/>
                 <w:color w:val="5A6B66"/>
-                <w:sz w:val="20"/>
-                <w:szCs w:val="20"/>
+                <w:sz w:val="22"/>
+                <w:szCs w:val="22"/>
               </w:rPr>
+              <w:t xml:space="preserve">E-mail para cobrança e contato</w:t>
             </w:r>
           </w:p>
         </w:tc>
@@ -8779,15 +8108,17 @@
             <w:vAlign w:val="center"/>
           </w:tcPr>
           <w:p>
+            <w:pPr>
+              <w:spacing w:after="40" w:before="40"/>
+            </w:pPr>
             <w:r>
               <w:rPr>
                 <w:rFonts w:ascii="Arial" w:cs="Arial" w:eastAsia="Arial" w:hAnsi="Arial"/>
-                <w:b w:val="false"/>
-                <w:bCs w:val="false"/>
                 <w:color w:val="5A6B66"/>
-                <w:sz w:val="20"/>
-                <w:szCs w:val="20"/>
+                <w:sz w:val="22"/>
+                <w:szCs w:val="22"/>
               </w:rPr>
+              <w:t xml:space="preserve"/>
             </w:r>
           </w:p>
         </w:tc>
@@ -8804,15 +8135,17 @@
             <w:vAlign w:val="center"/>
           </w:tcPr>
           <w:p>
+            <w:pPr>
+              <w:spacing w:after="40" w:before="40"/>
+            </w:pPr>
             <w:r>
               <w:rPr>
                 <w:rFonts w:ascii="Arial" w:cs="Arial" w:eastAsia="Arial" w:hAnsi="Arial"/>
-                <w:b w:val="false"/>
-                <w:bCs w:val="false"/>
                 <w:color w:val="5A6B66"/>
-                <w:sz w:val="20"/>
-                <w:szCs w:val="20"/>
+                <w:sz w:val="22"/>
+                <w:szCs w:val="22"/>
               </w:rPr>
+              <w:t xml:space="preserve">Nome do responsável legal</w:t>
             </w:r>
           </w:p>
         </w:tc>
@@ -8827,15 +8160,17 @@
             <w:vAlign w:val="center"/>
           </w:tcPr>
           <w:p>
+            <w:pPr>
+              <w:spacing w:after="40" w:before="40"/>
+            </w:pPr>
             <w:r>
               <w:rPr>
                 <w:rFonts w:ascii="Arial" w:cs="Arial" w:eastAsia="Arial" w:hAnsi="Arial"/>
-                <w:b w:val="false"/>
-                <w:bCs w:val="false"/>
                 <w:color w:val="5A6B66"/>
-                <w:sz w:val="20"/>
-                <w:szCs w:val="20"/>
+                <w:sz w:val="22"/>
+                <w:szCs w:val="22"/>
               </w:rPr>
+              <w:t xml:space="preserve"/>
             </w:r>
           </w:p>
         </w:tc>
@@ -8852,15 +8187,17 @@
             <w:vAlign w:val="center"/>
           </w:tcPr>
           <w:p>
+            <w:pPr>
+              <w:spacing w:after="40" w:before="40"/>
+            </w:pPr>
             <w:r>
               <w:rPr>
                 <w:rFonts w:ascii="Arial" w:cs="Arial" w:eastAsia="Arial" w:hAnsi="Arial"/>
-                <w:b w:val="false"/>
-                <w:bCs w:val="false"/>
                 <w:color w:val="5A6B66"/>
-                <w:sz w:val="20"/>
-                <w:szCs w:val="20"/>
+                <w:sz w:val="22"/>
+                <w:szCs w:val="22"/>
               </w:rPr>
+              <w:t xml:space="preserve">CPF do responsável</w:t>
             </w:r>
           </w:p>
         </w:tc>
@@ -8875,15 +8212,17 @@
             <w:vAlign w:val="center"/>
           </w:tcPr>
           <w:p>
+            <w:pPr>
+              <w:spacing w:after="40" w:before="40"/>
+            </w:pPr>
             <w:r>
               <w:rPr>
                 <w:rFonts w:ascii="Arial" w:cs="Arial" w:eastAsia="Arial" w:hAnsi="Arial"/>
-                <w:b w:val="false"/>
-                <w:bCs w:val="false"/>
                 <w:color w:val="5A6B66"/>
-                <w:sz w:val="20"/>
-                <w:szCs w:val="20"/>
+                <w:sz w:val="22"/>
+                <w:szCs w:val="22"/>
               </w:rPr>
+              <w:t xml:space="preserve"/>
             </w:r>
           </w:p>
         </w:tc>
@@ -8900,15 +8239,17 @@
             <w:vAlign w:val="center"/>
           </w:tcPr>
           <w:p>
+            <w:pPr>
+              <w:spacing w:after="40" w:before="40"/>
+            </w:pPr>
             <w:r>
               <w:rPr>
                 <w:rFonts w:ascii="Arial" w:cs="Arial" w:eastAsia="Arial" w:hAnsi="Arial"/>
-                <w:b w:val="false"/>
-                <w:bCs w:val="false"/>
                 <w:color w:val="5A6B66"/>
-                <w:sz w:val="20"/>
-                <w:szCs w:val="20"/>
+                <w:sz w:val="22"/>
+                <w:szCs w:val="22"/>
               </w:rPr>
+              <w:t xml:space="preserve">Instagram</w:t>
             </w:r>
           </w:p>
         </w:tc>
@@ -8923,15 +8264,17 @@
             <w:vAlign w:val="center"/>
           </w:tcPr>
           <w:p>
+            <w:pPr>
+              <w:spacing w:after="40" w:before="40"/>
+            </w:pPr>
             <w:r>
               <w:rPr>
                 <w:rFonts w:ascii="Arial" w:cs="Arial" w:eastAsia="Arial" w:hAnsi="Arial"/>
-                <w:b w:val="false"/>
-                <w:bCs w:val="false"/>
                 <w:color w:val="5A6B66"/>
-                <w:sz w:val="20"/>
-                <w:szCs w:val="20"/>
+                <w:sz w:val="22"/>
+                <w:szCs w:val="22"/>
               </w:rPr>
+              <w:t xml:space="preserve"/>
             </w:r>
           </w:p>
         </w:tc>
@@ -8948,15 +8291,17 @@
             <w:vAlign w:val="center"/>
           </w:tcPr>
           <w:p>
+            <w:pPr>
+              <w:spacing w:after="40" w:before="40"/>
+            </w:pPr>
             <w:r>
               <w:rPr>
                 <w:rFonts w:ascii="Arial" w:cs="Arial" w:eastAsia="Arial" w:hAnsi="Arial"/>
-                <w:b w:val="false"/>
-                <w:bCs w:val="false"/>
                 <w:color w:val="5A6B66"/>
-                <w:sz w:val="20"/>
-                <w:szCs w:val="20"/>
+                <w:sz w:val="22"/>
+                <w:szCs w:val="22"/>
               </w:rPr>
+              <w:t xml:space="preserve">Site</w:t>
             </w:r>
           </w:p>
         </w:tc>
@@ -8971,15 +8316,17 @@
             <w:vAlign w:val="center"/>
           </w:tcPr>
           <w:p>
+            <w:pPr>
+              <w:spacing w:after="40" w:before="40"/>
+            </w:pPr>
             <w:r>
               <w:rPr>
                 <w:rFonts w:ascii="Arial" w:cs="Arial" w:eastAsia="Arial" w:hAnsi="Arial"/>
-                <w:b w:val="false"/>
-                <w:bCs w:val="false"/>
                 <w:color w:val="5A6B66"/>
-                <w:sz w:val="20"/>
-                <w:szCs w:val="20"/>
+                <w:sz w:val="22"/>
+                <w:szCs w:val="22"/>
               </w:rPr>
+              <w:t xml:space="preserve"/>
             </w:r>
           </w:p>
         </w:tc>
@@ -8996,15 +8343,17 @@
             <w:vAlign w:val="center"/>
           </w:tcPr>
           <w:p>
+            <w:pPr>
+              <w:spacing w:after="40" w:before="40"/>
+            </w:pPr>
             <w:r>
               <w:rPr>
                 <w:rFonts w:ascii="Arial" w:cs="Arial" w:eastAsia="Arial" w:hAnsi="Arial"/>
-                <w:b w:val="false"/>
-                <w:bCs w:val="false"/>
                 <w:color w:val="5A6B66"/>
-                <w:sz w:val="20"/>
-                <w:szCs w:val="20"/>
+                <w:sz w:val="22"/>
+                <w:szCs w:val="22"/>
               </w:rPr>
+              <w:t xml:space="preserve">Link do cardápio (se houver)</w:t>
             </w:r>
           </w:p>
         </w:tc>
@@ -9019,15 +8368,17 @@
             <w:vAlign w:val="center"/>
           </w:tcPr>
           <w:p>
+            <w:pPr>
+              <w:spacing w:after="40" w:before="40"/>
+            </w:pPr>
             <w:r>
               <w:rPr>
                 <w:rFonts w:ascii="Arial" w:cs="Arial" w:eastAsia="Arial" w:hAnsi="Arial"/>
-                <w:b w:val="false"/>
-                <w:bCs w:val="false"/>
                 <w:color w:val="5A6B66"/>
-                <w:sz w:val="20"/>
-                <w:szCs w:val="20"/>
+                <w:sz w:val="22"/>
+                <w:szCs w:val="22"/>
               </w:rPr>
+              <w:t xml:space="preserve"/>
             </w:r>
           </w:p>
         </w:tc>
@@ -9044,15 +8395,17 @@
             <w:vAlign w:val="center"/>
           </w:tcPr>
           <w:p>
+            <w:pPr>
+              <w:spacing w:after="40" w:before="40"/>
+            </w:pPr>
             <w:r>
               <w:rPr>
                 <w:rFonts w:ascii="Arial" w:cs="Arial" w:eastAsia="Arial" w:hAnsi="Arial"/>
-                <w:b w:val="false"/>
-                <w:bCs w:val="false"/>
                 <w:color w:val="5A6B66"/>
-                <w:sz w:val="20"/>
-                <w:szCs w:val="20"/>
+                <w:sz w:val="22"/>
+                <w:szCs w:val="22"/>
               </w:rPr>
+              <w:t xml:space="preserve">Horário de funcionamento</w:t>
             </w:r>
           </w:p>
         </w:tc>
@@ -9067,15 +8420,17 @@
             <w:vAlign w:val="center"/>
           </w:tcPr>
           <w:p>
+            <w:pPr>
+              <w:spacing w:after="40" w:before="40"/>
+            </w:pPr>
             <w:r>
               <w:rPr>
                 <w:rFonts w:ascii="Arial" w:cs="Arial" w:eastAsia="Arial" w:hAnsi="Arial"/>
-                <w:b w:val="false"/>
-                <w:bCs w:val="false"/>
                 <w:color w:val="5A6B66"/>
-                <w:sz w:val="20"/>
-                <w:szCs w:val="20"/>
+                <w:sz w:val="22"/>
+                <w:szCs w:val="22"/>
               </w:rPr>
+              <w:t xml:space="preserve"/>
             </w:r>
           </w:p>
         </w:tc>
@@ -9092,15 +8447,17 @@
             <w:vAlign w:val="center"/>
           </w:tcPr>
           <w:p>
+            <w:pPr>
+              <w:spacing w:after="40" w:before="40"/>
+            </w:pPr>
             <w:r>
               <w:rPr>
                 <w:rFonts w:ascii="Arial" w:cs="Arial" w:eastAsia="Arial" w:hAnsi="Arial"/>
-                <w:b w:val="false"/>
-                <w:bCs w:val="false"/>
                 <w:color w:val="5A6B66"/>
-                <w:sz w:val="20"/>
-                <w:szCs w:val="20"/>
+                <w:sz w:val="22"/>
+                <w:szCs w:val="22"/>
               </w:rPr>
+              <w:t xml:space="preserve">Breve descrição do estabelecimento</w:t>
             </w:r>
           </w:p>
         </w:tc>
@@ -9115,15 +8472,17 @@
             <w:vAlign w:val="center"/>
           </w:tcPr>
           <w:p>
+            <w:pPr>
+              <w:spacing w:after="40" w:before="40"/>
+            </w:pPr>
             <w:r>
               <w:rPr>
                 <w:rFonts w:ascii="Arial" w:cs="Arial" w:eastAsia="Arial" w:hAnsi="Arial"/>
-                <w:b w:val="false"/>
-                <w:bCs w:val="false"/>
                 <w:color w:val="5A6B66"/>
-                <w:sz w:val="20"/>
-                <w:szCs w:val="20"/>
+                <w:sz w:val="22"/>
+                <w:szCs w:val="22"/>
               </w:rPr>
+              <w:t xml:space="preserve"/>
             </w:r>
           </w:p>
         </w:tc>
@@ -9259,16 +8618,6 @@
       </w:pPr>
     </w:p>
     <w:p>
-      <w:pPr>
-        <w:spacing w:after="200" w:before="0"/>
-      </w:pPr>
-    </w:p>
-    <w:p>
-      <w:pPr>
-        <w:spacing w:after="200" w:before="0"/>
-      </w:pPr>
-    </w:p>
-    <w:p>
       <w:r>
         <w:br w:type="page"/>
       </w:r>
@@ -9522,6 +8871,7 @@
       <w:r>
         <w:rPr>
           <w:rFonts w:ascii="Arial" w:cs="Arial" w:eastAsia="Arial" w:hAnsi="Arial"/>
+          <w:color w:val="5A6B66"/>
           <w:sz w:val="22"/>
           <w:szCs w:val="22"/>
           <w:u w:val="single"/>
@@ -9531,6 +8881,7 @@
       <w:r>
         <w:rPr>
           <w:rFonts w:ascii="Arial" w:cs="Arial" w:eastAsia="Arial" w:hAnsi="Arial"/>
+          <w:color w:val="5A6B66"/>
           <w:sz w:val="22"/>
           <w:szCs w:val="22"/>
           <w:u w:val="single"/>
@@ -9546,16 +8897,6 @@
         </w:rPr>
         <w:t xml:space="preserve">.</w:t>
       </w:r>
-    </w:p>
-    <w:p>
-      <w:pPr>
-        <w:spacing w:after="200" w:before="0"/>
-      </w:pPr>
-    </w:p>
-    <w:p>
-      <w:pPr>
-        <w:spacing w:after="200" w:before="0"/>
-      </w:pPr>
     </w:p>
     <w:p>
       <w:pPr>
@@ -9622,22 +8963,6 @@
         </w:pBdr>
         <w:spacing w:after="200" w:before="200"/>
       </w:pPr>
-    </w:p>
-    <w:p>
-      <w:pPr>
-        <w:spacing w:after="140" w:before="0"/>
-      </w:pPr>
-      <w:r>
-        <w:rPr>
-          <w:rFonts w:ascii="Arial" w:cs="Arial" w:eastAsia="Arial" w:hAnsi="Arial"/>
-          <w:i/>
-          <w:iCs/>
-          <w:color w:val="5A6B66"/>
-          <w:sz w:val="22"/>
-          <w:szCs w:val="22"/>
-        </w:rPr>
-        <w:t xml:space="preserve">Fim do documento — Guia de Bolso · contato@guiadebolso.app</w:t>
-      </w:r>
     </w:p>
     <w:sectPr>
       <w:headerReference w:type="default" r:id="rId7"/>
@@ -9882,6 +9207,7 @@
     <w:rPrDefault>
       <w:rPr>
         <w:rFonts w:ascii="Arial" w:cs="Arial" w:eastAsia="Arial" w:hAnsi="Arial"/>
+        <w:color w:val="5A6B66"/>
         <w:sz w:val="22"/>
         <w:szCs w:val="22"/>
       </w:rPr>
